--- a/documentacao/Manual de Interoperabilidade de Documentos Arquivisticos.docx
+++ b/documentacao/Manual de Interoperabilidade de Documentos Arquivisticos.docx
@@ -35,6 +35,15 @@
     </w:p>
     <w:sdt>
       <w:sdtPr>
+        <w:rPr>
+          <w:rFonts w:asciiTheme="minorHAnsi" w:eastAsiaTheme="minorHAnsi" w:hAnsiTheme="minorHAnsi" w:cstheme="minorBidi"/>
+          <w:color w:val="auto"/>
+          <w:kern w:val="2"/>
+          <w:sz w:val="24"/>
+          <w:szCs w:val="24"/>
+          <w:lang w:eastAsia="en-US"/>
+          <w14:ligatures w14:val="standardContextual"/>
+        </w:rPr>
         <w:id w:val="-517702446"/>
         <w:docPartObj>
           <w:docPartGallery w:val="Table of Contents"/>
@@ -43,15 +52,8 @@
       </w:sdtPr>
       <w:sdtEndPr>
         <w:rPr>
-          <w:rFonts w:asciiTheme="minorHAnsi" w:eastAsiaTheme="minorHAnsi" w:hAnsiTheme="minorHAnsi" w:cstheme="minorBidi"/>
           <w:b/>
           <w:bCs/>
-          <w:color w:val="auto"/>
-          <w:kern w:val="2"/>
-          <w:sz w:val="24"/>
-          <w:szCs w:val="24"/>
-          <w:lang w:eastAsia="en-US"/>
-          <w14:ligatures w14:val="standardContextual"/>
         </w:rPr>
       </w:sdtEndPr>
       <w:sdtContent>
@@ -1963,7 +1965,7 @@
     <w:p>
       <w:r>
         <w:pict w14:anchorId="5A3343C1">
-          <v:rect id="_x0000_i1133" style="width:0;height:1.5pt" o:hralign="center" o:hrstd="t" o:hr="t" fillcolor="#a0a0a0" stroked="f"/>
+          <v:rect id="_x0000_i1025" style="width:0;height:1.5pt" o:hralign="center" o:hrstd="t" o:hr="t" fillcolor="#a0a0a0" stroked="f"/>
         </w:pict>
       </w:r>
     </w:p>
@@ -2158,7 +2160,7 @@
     <w:p>
       <w:r>
         <w:pict w14:anchorId="7BBB2724">
-          <v:rect id="_x0000_i1134" style="width:0;height:1.5pt" o:hralign="center" o:hrstd="t" o:hr="t" fillcolor="#a0a0a0" stroked="f"/>
+          <v:rect id="_x0000_i1026" style="width:0;height:1.5pt" o:hralign="center" o:hrstd="t" o:hr="t" fillcolor="#a0a0a0" stroked="f"/>
         </w:pict>
       </w:r>
     </w:p>
@@ -2290,7 +2292,7 @@
       <w:r>
         <w:lastRenderedPageBreak/>
         <w:pict w14:anchorId="55D97CB9">
-          <v:rect id="_x0000_i1135" style="width:0;height:1.5pt" o:hralign="center" o:hrstd="t" o:hr="t" fillcolor="#a0a0a0" stroked="f"/>
+          <v:rect id="_x0000_i1027" style="width:0;height:1.5pt" o:hralign="center" o:hrstd="t" o:hr="t" fillcolor="#a0a0a0" stroked="f"/>
         </w:pict>
       </w:r>
     </w:p>
@@ -2372,7 +2374,7 @@
     <w:p>
       <w:r>
         <w:pict w14:anchorId="1392ADBC">
-          <v:rect id="_x0000_i1136" style="width:0;height:1.5pt" o:hralign="center" o:hrstd="t" o:hr="t" fillcolor="#a0a0a0" stroked="f"/>
+          <v:rect id="_x0000_i1028" style="width:0;height:1.5pt" o:hralign="center" o:hrstd="t" o:hr="t" fillcolor="#a0a0a0" stroked="f"/>
         </w:pict>
       </w:r>
     </w:p>
@@ -2625,7 +2627,7 @@
     <w:p>
       <w:r>
         <w:pict w14:anchorId="7D1FC7AE">
-          <v:rect id="_x0000_i1137" style="width:0;height:1.5pt" o:hralign="center" o:hrstd="t" o:hr="t" fillcolor="#a0a0a0" stroked="f"/>
+          <v:rect id="_x0000_i1029" style="width:0;height:1.5pt" o:hralign="center" o:hrstd="t" o:hr="t" fillcolor="#a0a0a0" stroked="f"/>
         </w:pict>
       </w:r>
     </w:p>
@@ -3092,7 +3094,7 @@
     <w:p>
       <w:r>
         <w:pict w14:anchorId="473C5BDE">
-          <v:rect id="_x0000_i1138" style="width:0;height:1.5pt" o:hralign="center" o:hrstd="t" o:hr="t" fillcolor="#a0a0a0" stroked="f"/>
+          <v:rect id="_x0000_i1030" style="width:0;height:1.5pt" o:hralign="center" o:hrstd="t" o:hr="t" fillcolor="#a0a0a0" stroked="f"/>
         </w:pict>
       </w:r>
     </w:p>
@@ -4087,7 +4089,7 @@
     <w:p>
       <w:r>
         <w:pict w14:anchorId="719D1EA6">
-          <v:rect id="_x0000_i1139" style="width:0;height:1.5pt" o:hralign="center" o:hrstd="t" o:hr="t" fillcolor="#a0a0a0" stroked="f"/>
+          <v:rect id="_x0000_i1031" style="width:0;height:1.5pt" o:hralign="center" o:hrstd="t" o:hr="t" fillcolor="#a0a0a0" stroked="f"/>
         </w:pict>
       </w:r>
     </w:p>
@@ -4659,7 +4661,7 @@
     <w:p>
       <w:r>
         <w:pict w14:anchorId="33ADBFB1">
-          <v:rect id="_x0000_i1140" style="width:0;height:1.5pt" o:hralign="center" o:hrstd="t" o:hr="t" fillcolor="#a0a0a0" stroked="f"/>
+          <v:rect id="_x0000_i1032" style="width:0;height:1.5pt" o:hralign="center" o:hrstd="t" o:hr="t" fillcolor="#a0a0a0" stroked="f"/>
         </w:pict>
       </w:r>
     </w:p>
@@ -4912,7 +4914,7 @@
     <w:p>
       <w:r>
         <w:pict w14:anchorId="2B9FA6AB">
-          <v:rect id="_x0000_i1141" style="width:0;height:1.5pt" o:hralign="center" o:hrstd="t" o:hr="t" fillcolor="#a0a0a0" stroked="f"/>
+          <v:rect id="_x0000_i1033" style="width:0;height:1.5pt" o:hralign="center" o:hrstd="t" o:hr="t" fillcolor="#a0a0a0" stroked="f"/>
         </w:pict>
       </w:r>
     </w:p>
@@ -4957,9 +4959,9 @@
       </w:tblPr>
       <w:tblGrid>
         <w:gridCol w:w="869"/>
-        <w:gridCol w:w="1426"/>
+        <w:gridCol w:w="894"/>
         <w:gridCol w:w="1294"/>
-        <w:gridCol w:w="3673"/>
+        <w:gridCol w:w="5447"/>
       </w:tblGrid>
       <w:tr>
         <w:trPr>
@@ -5103,7 +5105,48 @@
           </w:tcPr>
           <w:p>
             <w:r>
-              <w:t>URI | LOCALIZACAOFISICA</w:t>
+              <w:t>“</w:t>
+            </w:r>
+            <w:r>
+              <w:t>URI</w:t>
+            </w:r>
+            <w:r>
+              <w:t>” : Quando o arquivo ao qual o componente está associado se encontra em um endereço web</w:t>
+            </w:r>
+          </w:p>
+          <w:p>
+            <w:r>
+              <w:lastRenderedPageBreak/>
+              <w:t>“</w:t>
+            </w:r>
+            <w:r>
+              <w:t>LOCALIZACAO</w:t>
+            </w:r>
+            <w:r>
+              <w:t>EMDISCO</w:t>
+            </w:r>
+            <w:r>
+              <w:t xml:space="preserve">” : </w:t>
+            </w:r>
+            <w:r>
+              <w:t>Quando o arquivo ao qual o componente está associado</w:t>
+            </w:r>
+            <w:r>
+              <w:t xml:space="preserve"> se encontra em um </w:t>
+            </w:r>
+            <w:r>
+              <w:t>dispositivo de armazenamento.</w:t>
+            </w:r>
+          </w:p>
+          <w:p>
+            <w:r>
+              <w:t xml:space="preserve">“RELATIVA” Quando o documento está em um pacote para transmissão, </w:t>
+            </w:r>
+            <w:r>
+              <w:t>o arquivo ao qual o componente está associado</w:t>
+            </w:r>
+            <w:r>
+              <w:t xml:space="preserve"> ainda sim tem um endereço, só que este é relativo a pasta raiz do pacote.</w:t>
             </w:r>
           </w:p>
         </w:tc>
@@ -5166,7 +5209,7 @@
     <w:p>
       <w:r>
         <w:pict w14:anchorId="26C9BEE5">
-          <v:rect id="_x0000_i1142" style="width:0;height:1.5pt" o:hralign="center" o:hrstd="t" o:hr="t" fillcolor="#a0a0a0" stroked="f"/>
+          <v:rect id="_x0000_i1034" style="width:0;height:1.5pt" o:hralign="center" o:hrstd="t" o:hr="t" fillcolor="#a0a0a0" stroked="f"/>
         </w:pict>
       </w:r>
     </w:p>
@@ -5472,7 +5515,7 @@
     <w:p>
       <w:r>
         <w:pict w14:anchorId="24AD29B0">
-          <v:rect id="_x0000_i1143" style="width:0;height:1.5pt" o:hralign="center" o:hrstd="t" o:hr="t" fillcolor="#a0a0a0" stroked="f"/>
+          <v:rect id="_x0000_i1035" style="width:0;height:1.5pt" o:hralign="center" o:hrstd="t" o:hr="t" fillcolor="#a0a0a0" stroked="f"/>
         </w:pict>
       </w:r>
     </w:p>
@@ -5724,8 +5767,9 @@
     </w:tbl>
     <w:p>
       <w:r>
+        <w:lastRenderedPageBreak/>
         <w:pict w14:anchorId="22251E41">
-          <v:rect id="_x0000_i1144" style="width:0;height:1.5pt" o:hralign="center" o:hrstd="t" o:hr="t" fillcolor="#a0a0a0" stroked="f"/>
+          <v:rect id="_x0000_i1036" style="width:0;height:1.5pt" o:hralign="center" o:hrstd="t" o:hr="t" fillcolor="#a0a0a0" stroked="f"/>
         </w:pict>
       </w:r>
     </w:p>
@@ -5933,7 +5977,6 @@
           </w:tcPr>
           <w:p>
             <w:r>
-              <w:lastRenderedPageBreak/>
               <w:t>versao</w:t>
             </w:r>
           </w:p>
@@ -6032,7 +6075,7 @@
     <w:p>
       <w:r>
         <w:pict w14:anchorId="05066AE0">
-          <v:rect id="_x0000_i1145" style="width:0;height:1.5pt" o:hralign="center" o:hrstd="t" o:hr="t" fillcolor="#a0a0a0" stroked="f"/>
+          <v:rect id="_x0000_i1037" style="width:0;height:1.5pt" o:hralign="center" o:hrstd="t" o:hr="t" fillcolor="#a0a0a0" stroked="f"/>
         </w:pict>
       </w:r>
     </w:p>
@@ -6338,7 +6381,7 @@
     <w:p>
       <w:r>
         <w:pict w14:anchorId="623EBCE2">
-          <v:rect id="_x0000_i1146" style="width:0;height:1.5pt" o:hralign="center" o:hrstd="t" o:hr="t" fillcolor="#a0a0a0" stroked="f"/>
+          <v:rect id="_x0000_i1038" style="width:0;height:1.5pt" o:hralign="center" o:hrstd="t" o:hr="t" fillcolor="#a0a0a0" stroked="f"/>
         </w:pict>
       </w:r>
     </w:p>
@@ -6591,7 +6634,7 @@
     <w:p>
       <w:r>
         <w:pict w14:anchorId="1BE11C12">
-          <v:rect id="_x0000_i1147" style="width:0;height:1.5pt" o:hralign="center" o:hrstd="t" o:hr="t" fillcolor="#a0a0a0" stroked="f"/>
+          <v:rect id="_x0000_i1039" style="width:0;height:1.5pt" o:hralign="center" o:hrstd="t" o:hr="t" fillcolor="#a0a0a0" stroked="f"/>
         </w:pict>
       </w:r>
     </w:p>
@@ -6659,6 +6702,7 @@
                 <w:b/>
                 <w:bCs/>
               </w:rPr>
+              <w:lastRenderedPageBreak/>
               <w:t>Campo</w:t>
             </w:r>
           </w:p>
@@ -6808,11 +6852,7 @@
           </w:tcPr>
           <w:p>
             <w:r>
-              <w:t xml:space="preserve">Identificador do </w:t>
-            </w:r>
-            <w:r>
-              <w:lastRenderedPageBreak/>
-              <w:t>componente.</w:t>
+              <w:t>Identificador do componente.</w:t>
             </w:r>
           </w:p>
         </w:tc>
@@ -7063,8 +7103,16 @@
             <w:hideMark/>
           </w:tcPr>
           <w:p>
+            <w:pPr>
+              <w:rPr>
+                <w:u w:val="single"/>
+              </w:rPr>
+            </w:pPr>
             <w:r>
               <w:t>Software de criação.</w:t>
+            </w:r>
+            <w:r>
+              <w:t xml:space="preserve"> Metadado Desejável.</w:t>
             </w:r>
           </w:p>
         </w:tc>
@@ -7207,6 +7255,7 @@
           </w:tcPr>
           <w:p>
             <w:r>
+              <w:lastRenderedPageBreak/>
               <w:t>earqComponenteInibidor</w:t>
             </w:r>
           </w:p>
@@ -7264,7 +7313,6 @@
           </w:tcPr>
           <w:p>
             <w:r>
-              <w:lastRenderedPageBreak/>
               <w:t>earqComponenteFormato</w:t>
             </w:r>
           </w:p>
@@ -7307,7 +7355,11 @@
             <w:vAlign w:val="center"/>
             <w:hideMark/>
           </w:tcPr>
-          <w:p/>
+          <w:p>
+            <w:r>
+              <w:t>Metadado Desejável.</w:t>
+            </w:r>
+          </w:p>
         </w:tc>
       </w:tr>
       <w:tr>
@@ -7847,7 +7899,7 @@
     <w:p>
       <w:r>
         <w:pict w14:anchorId="25FE9C95">
-          <v:rect id="_x0000_i1148" style="width:0;height:1.5pt" o:hralign="center" o:hrstd="t" o:hr="t" fillcolor="#a0a0a0" stroked="f"/>
+          <v:rect id="_x0000_i1040" style="width:0;height:1.5pt" o:hralign="center" o:hrstd="t" o:hr="t" fillcolor="#a0a0a0" stroked="f"/>
         </w:pict>
       </w:r>
     </w:p>
@@ -7857,6 +7909,7 @@
       </w:pPr>
       <w:bookmarkStart w:id="21" w:name="_Toc219363607"/>
       <w:r>
+        <w:lastRenderedPageBreak/>
         <w:t>4.13 documento_schema.json — Documento</w:t>
       </w:r>
       <w:bookmarkEnd w:id="21"/>
@@ -7879,7 +7932,6 @@
           <w:b/>
           <w:bCs/>
         </w:rPr>
-        <w:lastRenderedPageBreak/>
         <w:t>Campos principais (seleção, por relevância):</w:t>
       </w:r>
     </w:p>
@@ -8527,6 +8579,7 @@
           </w:tcPr>
           <w:p>
             <w:r>
+              <w:lastRenderedPageBreak/>
               <w:t>earqProcessoDossieId</w:t>
             </w:r>
           </w:p>
@@ -8588,7 +8641,6 @@
           </w:tcPr>
           <w:p>
             <w:r>
-              <w:lastRenderedPageBreak/>
               <w:t>earqVolumeId</w:t>
             </w:r>
           </w:p>
@@ -9467,6 +9519,7 @@
           </w:tcPr>
           <w:p>
             <w:r>
+              <w:lastRenderedPageBreak/>
               <w:t>earqDocumentoSequencia</w:t>
             </w:r>
           </w:p>
@@ -9589,7 +9642,6 @@
           </w:tcPr>
           <w:p>
             <w:r>
-              <w:lastRenderedPageBreak/>
               <w:t>earqDocumentoPrevisaoDesclassificacao</w:t>
             </w:r>
           </w:p>
@@ -10206,6 +10258,7 @@
         <w:rPr>
           <w:rFonts w:ascii="Segoe UI Emoji" w:hAnsi="Segoe UI Emoji" w:cs="Segoe UI Emoji"/>
         </w:rPr>
+        <w:lastRenderedPageBreak/>
         <w:t>⚠️</w:t>
       </w:r>
       <w:r>
@@ -10253,7 +10306,6 @@
         <w:rPr>
           <w:color w:val="EE0000"/>
         </w:rPr>
-        <w:lastRenderedPageBreak/>
         <w:t>earqDocumentoPrevisaoDesclassificacao</w:t>
       </w:r>
       <w:r>
@@ -10342,10 +10394,7 @@
         <w:t xml:space="preserve">: </w:t>
       </w:r>
       <w:r>
-        <w:t>Não é obrigatório no padrão, apesar de ser no e-arq brasil, para o caso do uso do padrão ser tramite externo,</w:t>
-      </w:r>
-      <w:r>
-        <w:t xml:space="preserve"> neste caso o órgão receptor do tramite é quem define o setor de execução</w:t>
+        <w:t>Não é obrigatório no padrão, apesar de ser no e-arq brasil, para o caso do uso do padrão ser tramite externo, neste caso o órgão receptor do tramite é quem define o setor de execução</w:t>
       </w:r>
     </w:p>
     <w:p>
@@ -10364,7 +10413,7 @@
     <w:p>
       <w:r>
         <w:pict w14:anchorId="33C9C2E4">
-          <v:rect id="_x0000_i1149" style="width:0;height:1.5pt" o:hralign="center" o:hrstd="t" o:hr="t" fillcolor="#a0a0a0" stroked="f"/>
+          <v:rect id="_x0000_i1041" style="width:0;height:1.5pt" o:hralign="center" o:hrstd="t" o:hr="t" fillcolor="#a0a0a0" stroked="f"/>
         </w:pict>
       </w:r>
     </w:p>
@@ -10474,13 +10523,14 @@
     </w:p>
     <w:p>
       <w:r>
+        <w:lastRenderedPageBreak/>
         <w:t>Como os schemas ainda estão em desenvolvimento e com inconsistências de nomenclatura, recomendo usar este exemplo como “guia de preenchimento” e só depois ajustar para validação estrita quando os nomes/cases forem estabilizados.</w:t>
       </w:r>
     </w:p>
     <w:p>
       <w:r>
         <w:pict w14:anchorId="5E467899">
-          <v:rect id="_x0000_i1150" style="width:0;height:1.5pt" o:hralign="center" o:hrstd="t" o:hr="t" fillcolor="#a0a0a0" stroked="f"/>
+          <v:rect id="_x0000_i1042" style="width:0;height:1.5pt" o:hralign="center" o:hrstd="t" o:hr="t" fillcolor="#a0a0a0" stroked="f"/>
         </w:pict>
       </w:r>
     </w:p>
@@ -10490,7 +10540,6 @@
       </w:pPr>
       <w:bookmarkStart w:id="24" w:name="_Toc219363610"/>
       <w:r>
-        <w:lastRenderedPageBreak/>
         <w:t>6) Checklist de implementação (para quem vai produzir/consumir JSON)</w:t>
       </w:r>
       <w:bookmarkEnd w:id="24"/>
@@ -12553,6 +12602,7 @@
   <w:style w:type="character" w:default="1" w:styleId="Fontepargpadro">
     <w:name w:val="Default Paragraph Font"/>
     <w:uiPriority w:val="1"/>
+    <w:semiHidden/>
     <w:unhideWhenUsed/>
   </w:style>
   <w:style w:type="table" w:default="1" w:styleId="Tabelanormal">

--- a/documentacao/Manual de Interoperabilidade de Documentos Arquivisticos.docx
+++ b/documentacao/Manual de Interoperabilidade de Documentos Arquivisticos.docx
@@ -1817,7 +1817,15 @@
     </w:p>
     <w:p>
       <w:r>
-        <w:t xml:space="preserve">Os schemas descrevem uma estrutura mínima para </w:t>
+        <w:t xml:space="preserve">Os </w:t>
+      </w:r>
+      <w:proofErr w:type="spellStart"/>
+      <w:r>
+        <w:t>schemas</w:t>
+      </w:r>
+      <w:proofErr w:type="spellEnd"/>
+      <w:r>
+        <w:t xml:space="preserve"> descrevem uma estrutura mínima para </w:t>
       </w:r>
       <w:r>
         <w:rPr>
@@ -1863,7 +1871,15 @@
         <w:t>Componente</w:t>
       </w:r>
       <w:r>
-        <w:t xml:space="preserve"> como entidade técnica/material (arquivo digital, mídia, item físico, etc.).</w:t>
+        <w:t xml:space="preserve"> como entidade técnica/material (arquivo digital, mídia, item </w:t>
+      </w:r>
+      <w:proofErr w:type="gramStart"/>
+      <w:r>
+        <w:t>físico, etc.</w:t>
+      </w:r>
+      <w:proofErr w:type="gramEnd"/>
+      <w:r>
+        <w:t>).</w:t>
       </w:r>
     </w:p>
     <w:p>
@@ -1908,13 +1924,37 @@
       </w:pPr>
       <w:bookmarkStart w:id="2" w:name="_Toc219363588"/>
       <w:r>
-        <w:t>1.2 Estrutura de referências ($ref)</w:t>
+        <w:t>1.2 Estrutura de referências ($</w:t>
+      </w:r>
+      <w:proofErr w:type="spellStart"/>
+      <w:r>
+        <w:t>ref</w:t>
+      </w:r>
+      <w:proofErr w:type="spellEnd"/>
+      <w:r>
+        <w:t>)</w:t>
       </w:r>
       <w:bookmarkEnd w:id="2"/>
     </w:p>
     <w:p>
       <w:r>
-        <w:t>Os schemas se relacionam por $ref (referência por arquivo). Exemplos:</w:t>
+        <w:t xml:space="preserve">Os </w:t>
+      </w:r>
+      <w:proofErr w:type="spellStart"/>
+      <w:r>
+        <w:t>schemas</w:t>
+      </w:r>
+      <w:proofErr w:type="spellEnd"/>
+      <w:r>
+        <w:t xml:space="preserve"> se relacionam por $</w:t>
+      </w:r>
+      <w:proofErr w:type="spellStart"/>
+      <w:r>
+        <w:t>ref</w:t>
+      </w:r>
+      <w:proofErr w:type="spellEnd"/>
+      <w:r>
+        <w:t xml:space="preserve"> (referência por arquivo). Exemplos:</w:t>
       </w:r>
     </w:p>
     <w:p>
@@ -1924,8 +1964,49 @@
           <w:numId w:val="2"/>
         </w:numPr>
       </w:pPr>
-      <w:r>
-        <w:t>evento_schema.json referencia agente_schema.json em EarqEventoAgente.</w:t>
+      <w:proofErr w:type="spellStart"/>
+      <w:r>
+        <w:t>evento_</w:t>
+      </w:r>
+      <w:proofErr w:type="gramStart"/>
+      <w:r>
+        <w:t>schema.json</w:t>
+      </w:r>
+      <w:proofErr w:type="spellEnd"/>
+      <w:proofErr w:type="gramEnd"/>
+      <w:r>
+        <w:t xml:space="preserve"> </w:t>
+      </w:r>
+      <w:proofErr w:type="spellStart"/>
+      <w:proofErr w:type="gramStart"/>
+      <w:r>
+        <w:t>referencia</w:t>
+      </w:r>
+      <w:proofErr w:type="spellEnd"/>
+      <w:proofErr w:type="gramEnd"/>
+      <w:r>
+        <w:t xml:space="preserve"> </w:t>
+      </w:r>
+      <w:proofErr w:type="spellStart"/>
+      <w:r>
+        <w:t>agente_</w:t>
+      </w:r>
+      <w:proofErr w:type="gramStart"/>
+      <w:r>
+        <w:t>schema.json</w:t>
+      </w:r>
+      <w:proofErr w:type="spellEnd"/>
+      <w:proofErr w:type="gramEnd"/>
+      <w:r>
+        <w:t xml:space="preserve"> em </w:t>
+      </w:r>
+      <w:proofErr w:type="spellStart"/>
+      <w:r>
+        <w:t>EarqEventoAgente</w:t>
+      </w:r>
+      <w:proofErr w:type="spellEnd"/>
+      <w:r>
+        <w:t>.</w:t>
       </w:r>
     </w:p>
     <w:p>
@@ -1935,8 +2016,67 @@
           <w:numId w:val="2"/>
         </w:numPr>
       </w:pPr>
-      <w:r>
-        <w:t>componente_schema.json referencia software_schema.json, hardware_schema.json, formato_schema.json, etc.</w:t>
+      <w:proofErr w:type="spellStart"/>
+      <w:r>
+        <w:t>componente_</w:t>
+      </w:r>
+      <w:proofErr w:type="gramStart"/>
+      <w:r>
+        <w:t>schema.json</w:t>
+      </w:r>
+      <w:proofErr w:type="spellEnd"/>
+      <w:proofErr w:type="gramEnd"/>
+      <w:r>
+        <w:t xml:space="preserve"> </w:t>
+      </w:r>
+      <w:proofErr w:type="spellStart"/>
+      <w:proofErr w:type="gramStart"/>
+      <w:r>
+        <w:t>referencia</w:t>
+      </w:r>
+      <w:proofErr w:type="spellEnd"/>
+      <w:proofErr w:type="gramEnd"/>
+      <w:r>
+        <w:t xml:space="preserve"> </w:t>
+      </w:r>
+      <w:proofErr w:type="spellStart"/>
+      <w:r>
+        <w:t>software_</w:t>
+      </w:r>
+      <w:proofErr w:type="gramStart"/>
+      <w:r>
+        <w:t>schema.json</w:t>
+      </w:r>
+      <w:proofErr w:type="spellEnd"/>
+      <w:proofErr w:type="gramEnd"/>
+      <w:r>
+        <w:t xml:space="preserve">, </w:t>
+      </w:r>
+      <w:proofErr w:type="spellStart"/>
+      <w:r>
+        <w:t>hardware_</w:t>
+      </w:r>
+      <w:proofErr w:type="gramStart"/>
+      <w:r>
+        <w:t>schema.json</w:t>
+      </w:r>
+      <w:proofErr w:type="spellEnd"/>
+      <w:proofErr w:type="gramEnd"/>
+      <w:r>
+        <w:t xml:space="preserve">, </w:t>
+      </w:r>
+      <w:proofErr w:type="spellStart"/>
+      <w:r>
+        <w:t>formato_</w:t>
+      </w:r>
+      <w:proofErr w:type="gramStart"/>
+      <w:r>
+        <w:t>schema.json</w:t>
+      </w:r>
+      <w:proofErr w:type="spellEnd"/>
+      <w:proofErr w:type="gramEnd"/>
+      <w:r>
+        <w:t>, etc.</w:t>
       </w:r>
     </w:p>
     <w:p>
@@ -1946,8 +2086,54 @@
           <w:numId w:val="2"/>
         </w:numPr>
       </w:pPr>
-      <w:r>
-        <w:t>documento_schema.json referencia componente_schema.json e evento_schema.json.</w:t>
+      <w:proofErr w:type="spellStart"/>
+      <w:r>
+        <w:t>documento_</w:t>
+      </w:r>
+      <w:proofErr w:type="gramStart"/>
+      <w:r>
+        <w:t>schema.json</w:t>
+      </w:r>
+      <w:proofErr w:type="spellEnd"/>
+      <w:proofErr w:type="gramEnd"/>
+      <w:r>
+        <w:t xml:space="preserve"> </w:t>
+      </w:r>
+      <w:proofErr w:type="spellStart"/>
+      <w:proofErr w:type="gramStart"/>
+      <w:r>
+        <w:t>referencia</w:t>
+      </w:r>
+      <w:proofErr w:type="spellEnd"/>
+      <w:proofErr w:type="gramEnd"/>
+      <w:r>
+        <w:t xml:space="preserve"> </w:t>
+      </w:r>
+      <w:proofErr w:type="spellStart"/>
+      <w:r>
+        <w:t>componente_</w:t>
+      </w:r>
+      <w:proofErr w:type="gramStart"/>
+      <w:r>
+        <w:t>schema.json</w:t>
+      </w:r>
+      <w:proofErr w:type="spellEnd"/>
+      <w:proofErr w:type="gramEnd"/>
+      <w:r>
+        <w:t xml:space="preserve"> e </w:t>
+      </w:r>
+      <w:proofErr w:type="spellStart"/>
+      <w:r>
+        <w:t>evento_</w:t>
+      </w:r>
+      <w:proofErr w:type="gramStart"/>
+      <w:r>
+        <w:t>schema.json</w:t>
+      </w:r>
+      <w:proofErr w:type="spellEnd"/>
+      <w:proofErr w:type="gramEnd"/>
+      <w:r>
+        <w:t>.</w:t>
       </w:r>
     </w:p>
     <w:p>
@@ -1959,7 +2145,28 @@
         <w:t>Recomendação prática:</w:t>
       </w:r>
       <w:r>
-        <w:t xml:space="preserve"> mantenha todos os .json de schema no mesmo diretório para facilitar a resolução relativa dos $ref.</w:t>
+        <w:t xml:space="preserve"> mantenha todos </w:t>
+      </w:r>
+      <w:proofErr w:type="gramStart"/>
+      <w:r>
+        <w:t>os .</w:t>
+      </w:r>
+      <w:proofErr w:type="spellStart"/>
+      <w:r>
+        <w:t>json</w:t>
+      </w:r>
+      <w:proofErr w:type="spellEnd"/>
+      <w:proofErr w:type="gramEnd"/>
+      <w:r>
+        <w:t xml:space="preserve"> de </w:t>
+      </w:r>
+      <w:proofErr w:type="spellStart"/>
+      <w:r>
+        <w:t>schema</w:t>
+      </w:r>
+      <w:proofErr w:type="spellEnd"/>
+      <w:r>
+        <w:t xml:space="preserve"> no mesmo diretório para facilitar a resolução relativa dos $ref.</w:t>
       </w:r>
     </w:p>
     <w:p>
@@ -1996,8 +2203,13 @@
           <w:numId w:val="3"/>
         </w:numPr>
       </w:pPr>
-      <w:r>
-        <w:t>format: date → data no padrão ISO (ex.: 2026-01-15).</w:t>
+      <w:proofErr w:type="spellStart"/>
+      <w:r>
+        <w:t>format</w:t>
+      </w:r>
+      <w:proofErr w:type="spellEnd"/>
+      <w:r>
+        <w:t>: date → data no padrão ISO (ex.: 2026-01-15).</w:t>
       </w:r>
     </w:p>
     <w:p>
@@ -2007,14 +2219,21 @@
           <w:numId w:val="3"/>
         </w:numPr>
       </w:pPr>
-      <w:r>
-        <w:t xml:space="preserve">format: date-time → data/hora ISO 8601 (ex.: 2026-01-15T10:30:00-03:00). </w:t>
+      <w:proofErr w:type="spellStart"/>
+      <w:r>
+        <w:t>format</w:t>
+      </w:r>
+      <w:proofErr w:type="spellEnd"/>
+      <w:r>
+        <w:t xml:space="preserve">: date-time → data/hora ISO 8601 (ex.: 2026-01-15T10:30:00-03:00). </w:t>
       </w:r>
     </w:p>
     <w:p>
+      <w:proofErr w:type="spellStart"/>
       <w:r>
         <w:t>evento_schema</w:t>
       </w:r>
+      <w:proofErr w:type="spellEnd"/>
     </w:p>
     <w:p>
       <w:pPr>
@@ -2029,7 +2248,23 @@
     </w:p>
     <w:p>
       <w:r>
-        <w:t>Cada schema define uma lista required. Em interoperabilidade, isso significa:</w:t>
+        <w:t xml:space="preserve">Cada </w:t>
+      </w:r>
+      <w:proofErr w:type="spellStart"/>
+      <w:r>
+        <w:t>schema</w:t>
+      </w:r>
+      <w:proofErr w:type="spellEnd"/>
+      <w:r>
+        <w:t xml:space="preserve"> define uma lista </w:t>
+      </w:r>
+      <w:proofErr w:type="spellStart"/>
+      <w:r>
+        <w:t>required</w:t>
+      </w:r>
+      <w:proofErr w:type="spellEnd"/>
+      <w:r>
+        <w:t>. Em interoperabilidade, isso significa:</w:t>
       </w:r>
     </w:p>
     <w:p>
@@ -2106,7 +2341,15 @@
         <w:t>Componente</w:t>
       </w:r>
       <w:r>
-        <w:t xml:space="preserve"> possuem earqEventos (lista de Evento).</w:t>
+        <w:t xml:space="preserve"> possuem </w:t>
+      </w:r>
+      <w:proofErr w:type="spellStart"/>
+      <w:r>
+        <w:t>earqEventos</w:t>
+      </w:r>
+      <w:proofErr w:type="spellEnd"/>
+      <w:r>
+        <w:t xml:space="preserve"> (lista de Evento).</w:t>
       </w:r>
       <w:r>
         <w:br/>
@@ -2121,7 +2364,10 @@
         </w:numPr>
       </w:pPr>
       <w:r>
-        <w:t>cadeia de custódia digital,</w:t>
+        <w:t xml:space="preserve">cadeia de </w:t>
+      </w:r>
+      <w:r>
+        <w:t>preservação</w:t>
       </w:r>
     </w:p>
     <w:p>
@@ -2186,7 +2432,31 @@
         <w:t>case</w:t>
       </w:r>
       <w:r>
-        <w:t xml:space="preserve"> entre properties e required em alguns schemas:</w:t>
+        <w:t xml:space="preserve"> entre </w:t>
+      </w:r>
+      <w:proofErr w:type="spellStart"/>
+      <w:r>
+        <w:t>properties</w:t>
+      </w:r>
+      <w:proofErr w:type="spellEnd"/>
+      <w:r>
+        <w:t xml:space="preserve"> e </w:t>
+      </w:r>
+      <w:proofErr w:type="spellStart"/>
+      <w:r>
+        <w:t>required</w:t>
+      </w:r>
+      <w:proofErr w:type="spellEnd"/>
+      <w:r>
+        <w:t xml:space="preserve"> em alguns </w:t>
+      </w:r>
+      <w:proofErr w:type="spellStart"/>
+      <w:r>
+        <w:t>schemas</w:t>
+      </w:r>
+      <w:proofErr w:type="spellEnd"/>
+      <w:r>
+        <w:t>:</w:t>
       </w:r>
     </w:p>
     <w:p>
@@ -2207,13 +2477,71 @@
         <w:t>Agente</w:t>
       </w:r>
       <w:r>
-        <w:t xml:space="preserve">, os properties estão como earqAgenteId, earqAgenteNome etc., mas o required lista EarqAgenteId, EarqAgenteNome, EarqAgenteStatus (com “E” maiúsculo). Isso tende a falhar na validação. </w:t>
+        <w:t xml:space="preserve">, os </w:t>
+      </w:r>
+      <w:proofErr w:type="spellStart"/>
+      <w:r>
+        <w:t>properties</w:t>
+      </w:r>
+      <w:proofErr w:type="spellEnd"/>
+      <w:r>
+        <w:t xml:space="preserve"> estão como </w:t>
+      </w:r>
+      <w:proofErr w:type="spellStart"/>
+      <w:r>
+        <w:t>earqAgenteId</w:t>
+      </w:r>
+      <w:proofErr w:type="spellEnd"/>
+      <w:r>
+        <w:t xml:space="preserve">, </w:t>
+      </w:r>
+      <w:proofErr w:type="spellStart"/>
+      <w:r>
+        <w:t>earqAgenteNome</w:t>
+      </w:r>
+      <w:proofErr w:type="spellEnd"/>
+      <w:r>
+        <w:t xml:space="preserve"> etc., mas o </w:t>
+      </w:r>
+      <w:proofErr w:type="spellStart"/>
+      <w:r>
+        <w:t>required</w:t>
+      </w:r>
+      <w:proofErr w:type="spellEnd"/>
+      <w:r>
+        <w:t xml:space="preserve"> lista </w:t>
+      </w:r>
+      <w:proofErr w:type="spellStart"/>
+      <w:r>
+        <w:t>EarqAgenteId</w:t>
+      </w:r>
+      <w:proofErr w:type="spellEnd"/>
+      <w:r>
+        <w:t xml:space="preserve">, </w:t>
+      </w:r>
+      <w:proofErr w:type="spellStart"/>
+      <w:r>
+        <w:t>EarqAgenteNome</w:t>
+      </w:r>
+      <w:proofErr w:type="spellEnd"/>
+      <w:r>
+        <w:t xml:space="preserve">, </w:t>
+      </w:r>
+      <w:proofErr w:type="spellStart"/>
+      <w:r>
+        <w:t>EarqAgenteStatus</w:t>
+      </w:r>
+      <w:proofErr w:type="spellEnd"/>
+      <w:r>
+        <w:t xml:space="preserve"> (com “E” maiúsculo). Isso tende a falhar na validação. </w:t>
       </w:r>
     </w:p>
     <w:p>
+      <w:proofErr w:type="spellStart"/>
       <w:r>
         <w:t>agente_schema</w:t>
       </w:r>
+      <w:proofErr w:type="spellEnd"/>
     </w:p>
     <w:p>
       <w:pPr>
@@ -2233,13 +2561,47 @@
         <w:t>Documento</w:t>
       </w:r>
       <w:r>
-        <w:t xml:space="preserve">, required lista EarqDocumentoId, mas em properties aparece earqDocumentoId. </w:t>
+        <w:t xml:space="preserve">, </w:t>
+      </w:r>
+      <w:proofErr w:type="spellStart"/>
+      <w:r>
+        <w:t>required</w:t>
+      </w:r>
+      <w:proofErr w:type="spellEnd"/>
+      <w:r>
+        <w:t xml:space="preserve"> lista </w:t>
+      </w:r>
+      <w:proofErr w:type="spellStart"/>
+      <w:r>
+        <w:t>EarqDocumentoId</w:t>
+      </w:r>
+      <w:proofErr w:type="spellEnd"/>
+      <w:r>
+        <w:t xml:space="preserve">, mas em </w:t>
+      </w:r>
+      <w:proofErr w:type="spellStart"/>
+      <w:r>
+        <w:t>properties</w:t>
+      </w:r>
+      <w:proofErr w:type="spellEnd"/>
+      <w:r>
+        <w:t xml:space="preserve"> aparece </w:t>
+      </w:r>
+      <w:proofErr w:type="spellStart"/>
+      <w:r>
+        <w:t>earqDocumentoId</w:t>
+      </w:r>
+      <w:proofErr w:type="spellEnd"/>
+      <w:r>
+        <w:t xml:space="preserve">. </w:t>
       </w:r>
     </w:p>
     <w:p>
+      <w:proofErr w:type="spellStart"/>
       <w:r>
         <w:t>documento_schema</w:t>
       </w:r>
+      <w:proofErr w:type="spellEnd"/>
     </w:p>
     <w:p>
       <w:r>
@@ -2258,12 +2620,68 @@
         </w:numPr>
       </w:pPr>
       <w:r>
-        <w:t>escolher um padrão único (ex.: camelCase com prefixo earq... e dc...) e alinhar required aos nomes exatos em properties.</w:t>
+        <w:t xml:space="preserve">escolher um padrão único (ex.: </w:t>
+      </w:r>
+      <w:proofErr w:type="spellStart"/>
+      <w:r>
+        <w:t>camelCase</w:t>
+      </w:r>
+      <w:proofErr w:type="spellEnd"/>
+      <w:r>
+        <w:t xml:space="preserve"> com prefixo </w:t>
+      </w:r>
+      <w:proofErr w:type="spellStart"/>
+      <w:r>
+        <w:t>earq</w:t>
+      </w:r>
+      <w:proofErr w:type="spellEnd"/>
+      <w:r>
+        <w:t xml:space="preserve">... e dc...) e alinhar </w:t>
+      </w:r>
+      <w:proofErr w:type="spellStart"/>
+      <w:r>
+        <w:t>required</w:t>
+      </w:r>
+      <w:proofErr w:type="spellEnd"/>
+      <w:r>
+        <w:t xml:space="preserve"> aos nomes exatos em </w:t>
+      </w:r>
+      <w:proofErr w:type="spellStart"/>
+      <w:r>
+        <w:t>properties</w:t>
+      </w:r>
+      <w:proofErr w:type="spellEnd"/>
+      <w:r>
+        <w:t>.</w:t>
       </w:r>
     </w:p>
     <w:p>
       <w:r>
-        <w:t xml:space="preserve">Também há regras condicionais (allOf/if/then) que parecem referenciar caminhos que </w:t>
+        <w:t>Também há regras condicionais (</w:t>
+      </w:r>
+      <w:proofErr w:type="spellStart"/>
+      <w:r>
+        <w:t>allOf</w:t>
+      </w:r>
+      <w:proofErr w:type="spellEnd"/>
+      <w:r>
+        <w:t>/</w:t>
+      </w:r>
+      <w:proofErr w:type="spellStart"/>
+      <w:r>
+        <w:t>if</w:t>
+      </w:r>
+      <w:proofErr w:type="spellEnd"/>
+      <w:r>
+        <w:t>/</w:t>
+      </w:r>
+      <w:proofErr w:type="spellStart"/>
+      <w:r>
+        <w:t>then</w:t>
+      </w:r>
+      <w:proofErr w:type="spellEnd"/>
+      <w:r>
+        <w:t xml:space="preserve">) que parecem referenciar caminhos que </w:t>
       </w:r>
       <w:r>
         <w:rPr>
@@ -2273,7 +2691,39 @@
         <w:t>não existem do jeito escrito</w:t>
       </w:r>
       <w:r>
-        <w:t xml:space="preserve"> (ex.: condição no Evento olha EarqEventoAgente.tipo, mas no schema de Agente o campo é agentType).</w:t>
+        <w:t xml:space="preserve"> (ex.: condição no Evento olha </w:t>
+      </w:r>
+      <w:proofErr w:type="spellStart"/>
+      <w:r>
+        <w:t>EarqEventoAgente.tipo</w:t>
+      </w:r>
+      <w:proofErr w:type="spellEnd"/>
+      <w:r>
+        <w:t xml:space="preserve">, mas no </w:t>
+      </w:r>
+      <w:proofErr w:type="spellStart"/>
+      <w:r>
+        <w:t>schema</w:t>
+      </w:r>
+      <w:proofErr w:type="spellEnd"/>
+      <w:r>
+        <w:t xml:space="preserve"> de </w:t>
+      </w:r>
+      <w:proofErr w:type="gramStart"/>
+      <w:r>
+        <w:t>Agente</w:t>
+      </w:r>
+      <w:proofErr w:type="gramEnd"/>
+      <w:r>
+        <w:t xml:space="preserve"> o campo é </w:t>
+      </w:r>
+      <w:proofErr w:type="spellStart"/>
+      <w:r>
+        <w:t>agentType</w:t>
+      </w:r>
+      <w:proofErr w:type="spellEnd"/>
+      <w:r>
+        <w:t>).</w:t>
       </w:r>
       <w:r>
         <w:br/>
@@ -2282,10 +2732,21 @@
         <w:rPr>
           <w:rFonts w:ascii="Segoe UI Emoji" w:hAnsi="Segoe UI Emoji" w:cs="Segoe UI Emoji"/>
         </w:rPr>
-        <w:t>➡️</w:t>
-      </w:r>
-      <w:r>
-        <w:t xml:space="preserve"> Isso merece ajuste para que a regra condicional funcione.</w:t>
+        <w:t>➡</w:t>
+      </w:r>
+      <w:proofErr w:type="gramStart"/>
+      <w:r>
+        <w:rPr>
+          <w:rFonts w:ascii="Segoe UI Emoji" w:hAnsi="Segoe UI Emoji" w:cs="Segoe UI Emoji"/>
+        </w:rPr>
+        <w:t>️</w:t>
+      </w:r>
+      <w:r>
+        <w:t xml:space="preserve"> Isso</w:t>
+      </w:r>
+      <w:proofErr w:type="gramEnd"/>
+      <w:r>
+        <w:t xml:space="preserve"> merece ajuste para que a regra condicional funcione.</w:t>
       </w:r>
     </w:p>
     <w:p>
@@ -2302,13 +2763,26 @@
       </w:pPr>
       <w:bookmarkStart w:id="8" w:name="_Toc219363594"/>
       <w:r>
-        <w:t>4) Dicionário de dados por schema</w:t>
+        <w:t xml:space="preserve">4) Dicionário de dados por </w:t>
+      </w:r>
+      <w:proofErr w:type="spellStart"/>
+      <w:r>
+        <w:t>schema</w:t>
       </w:r>
       <w:bookmarkEnd w:id="8"/>
+      <w:proofErr w:type="spellEnd"/>
     </w:p>
     <w:p>
       <w:r>
-        <w:t xml:space="preserve">Abaixo, para cada schema: </w:t>
+        <w:t xml:space="preserve">Abaixo, para cada </w:t>
+      </w:r>
+      <w:proofErr w:type="spellStart"/>
+      <w:r>
+        <w:t>schema</w:t>
+      </w:r>
+      <w:proofErr w:type="spellEnd"/>
+      <w:r>
+        <w:t xml:space="preserve">: </w:t>
       </w:r>
       <w:r>
         <w:rPr>
@@ -2384,7 +2858,20 @@
       </w:pPr>
       <w:bookmarkStart w:id="9" w:name="_Toc219363595"/>
       <w:r>
-        <w:t>4.1 dependencia_schema.json — Dependência</w:t>
+        <w:t xml:space="preserve">4.1 </w:t>
+      </w:r>
+      <w:proofErr w:type="spellStart"/>
+      <w:r>
+        <w:t>dependencia_</w:t>
+      </w:r>
+      <w:proofErr w:type="gramStart"/>
+      <w:r>
+        <w:t>schema.json</w:t>
+      </w:r>
+      <w:proofErr w:type="spellEnd"/>
+      <w:proofErr w:type="gramEnd"/>
+      <w:r>
+        <w:t xml:space="preserve"> — Dependência</w:t>
       </w:r>
       <w:bookmarkEnd w:id="9"/>
     </w:p>
@@ -2401,9 +2888,11 @@
       </w:r>
     </w:p>
     <w:p>
+      <w:proofErr w:type="spellStart"/>
       <w:r>
         <w:t>dependencia_schema</w:t>
       </w:r>
+      <w:proofErr w:type="spellEnd"/>
     </w:p>
     <w:tbl>
       <w:tblPr>
@@ -2540,9 +3029,11 @@
             <w:hideMark/>
           </w:tcPr>
           <w:p>
+            <w:proofErr w:type="spellStart"/>
             <w:r>
               <w:t>string</w:t>
             </w:r>
+            <w:proofErr w:type="spellEnd"/>
           </w:p>
         </w:tc>
         <w:tc>
@@ -2593,9 +3084,11 @@
             <w:hideMark/>
           </w:tcPr>
           <w:p>
+            <w:proofErr w:type="spellStart"/>
             <w:r>
               <w:t>string</w:t>
             </w:r>
+            <w:proofErr w:type="spellEnd"/>
           </w:p>
         </w:tc>
         <w:tc>
@@ -2636,8 +3129,26 @@
         <w:pStyle w:val="Ttulo2"/>
       </w:pPr>
       <w:bookmarkStart w:id="10" w:name="_Toc219363596"/>
-      <w:r>
-        <w:t>4.2 assinatura_schema.json — Assinatura</w:t>
+      <w:proofErr w:type="gramStart"/>
+      <w:r>
+        <w:t xml:space="preserve">4.2 </w:t>
+      </w:r>
+      <w:proofErr w:type="spellStart"/>
+      <w:r>
+        <w:t>assinatura</w:t>
+      </w:r>
+      <w:proofErr w:type="gramEnd"/>
+      <w:r>
+        <w:t>_</w:t>
+      </w:r>
+      <w:proofErr w:type="gramStart"/>
+      <w:r>
+        <w:t>schema.json</w:t>
+      </w:r>
+      <w:proofErr w:type="spellEnd"/>
+      <w:proofErr w:type="gramEnd"/>
+      <w:r>
+        <w:t xml:space="preserve"> — Assinatura</w:t>
       </w:r>
       <w:bookmarkEnd w:id="10"/>
     </w:p>
@@ -2776,21 +3287,25 @@
             <w:hideMark/>
           </w:tcPr>
           <w:p>
+            <w:proofErr w:type="spellStart"/>
             <w:r>
               <w:t>codificacao</w:t>
             </w:r>
-          </w:p>
-        </w:tc>
-        <w:tc>
-          <w:tcPr>
-            <w:tcW w:w="0" w:type="auto"/>
-            <w:vAlign w:val="center"/>
-            <w:hideMark/>
-          </w:tcPr>
-          <w:p>
+            <w:proofErr w:type="spellEnd"/>
+          </w:p>
+        </w:tc>
+        <w:tc>
+          <w:tcPr>
+            <w:tcW w:w="0" w:type="auto"/>
+            <w:vAlign w:val="center"/>
+            <w:hideMark/>
+          </w:tcPr>
+          <w:p>
+            <w:proofErr w:type="spellStart"/>
             <w:r>
               <w:t>string</w:t>
             </w:r>
+            <w:proofErr w:type="spellEnd"/>
           </w:p>
         </w:tc>
         <w:tc>
@@ -2813,7 +3328,15 @@
           </w:tcPr>
           <w:p>
             <w:r>
-              <w:t>Ex.: base64, hex, DER etc.</w:t>
+              <w:t xml:space="preserve">Ex.: base64, </w:t>
+            </w:r>
+            <w:proofErr w:type="spellStart"/>
+            <w:r>
+              <w:t>hex</w:t>
+            </w:r>
+            <w:proofErr w:type="spellEnd"/>
+            <w:r>
+              <w:t>, DER etc.</w:t>
             </w:r>
           </w:p>
         </w:tc>
@@ -2829,9 +3352,11 @@
             <w:hideMark/>
           </w:tcPr>
           <w:p>
+            <w:proofErr w:type="spellStart"/>
             <w:r>
               <w:t>signatario</w:t>
             </w:r>
+            <w:proofErr w:type="spellEnd"/>
           </w:p>
         </w:tc>
         <w:tc>
@@ -2849,7 +3374,15 @@
               <w:t>Agente</w:t>
             </w:r>
             <w:r>
-              <w:t xml:space="preserve"> ($ref)</w:t>
+              <w:t xml:space="preserve"> ($</w:t>
+            </w:r>
+            <w:proofErr w:type="spellStart"/>
+            <w:r>
+              <w:t>ref</w:t>
+            </w:r>
+            <w:proofErr w:type="spellEnd"/>
+            <w:r>
+              <w:t>)</w:t>
             </w:r>
           </w:p>
         </w:tc>
@@ -2889,21 +3422,25 @@
             <w:hideMark/>
           </w:tcPr>
           <w:p>
+            <w:proofErr w:type="spellStart"/>
             <w:r>
               <w:t>metodo</w:t>
             </w:r>
-          </w:p>
-        </w:tc>
-        <w:tc>
-          <w:tcPr>
-            <w:tcW w:w="0" w:type="auto"/>
-            <w:vAlign w:val="center"/>
-            <w:hideMark/>
-          </w:tcPr>
-          <w:p>
+            <w:proofErr w:type="spellEnd"/>
+          </w:p>
+        </w:tc>
+        <w:tc>
+          <w:tcPr>
+            <w:tcW w:w="0" w:type="auto"/>
+            <w:vAlign w:val="center"/>
+            <w:hideMark/>
+          </w:tcPr>
+          <w:p>
+            <w:proofErr w:type="spellStart"/>
             <w:r>
               <w:t>string</w:t>
             </w:r>
+            <w:proofErr w:type="spellEnd"/>
           </w:p>
         </w:tc>
         <w:tc>
@@ -2926,7 +3463,20 @@
           </w:tcPr>
           <w:p>
             <w:r>
-              <w:t>Método/algoritmo (ex.: CMS/PKCS#7, PAdES, etc.).</w:t>
+              <w:t xml:space="preserve">Método/algoritmo (ex.: CMS/PKCS#7, </w:t>
+            </w:r>
+            <w:proofErr w:type="spellStart"/>
+            <w:proofErr w:type="gramStart"/>
+            <w:r>
+              <w:t>PAdES</w:t>
+            </w:r>
+            <w:proofErr w:type="spellEnd"/>
+            <w:r>
+              <w:t>, etc.</w:t>
+            </w:r>
+            <w:proofErr w:type="gramEnd"/>
+            <w:r>
+              <w:t>).</w:t>
             </w:r>
           </w:p>
         </w:tc>
@@ -2954,9 +3504,11 @@
             <w:hideMark/>
           </w:tcPr>
           <w:p>
+            <w:proofErr w:type="spellStart"/>
             <w:r>
               <w:t>string</w:t>
             </w:r>
+            <w:proofErr w:type="spellEnd"/>
           </w:p>
         </w:tc>
         <w:tc>
@@ -2979,7 +3531,15 @@
           </w:tcPr>
           <w:p>
             <w:r>
-              <w:t>Valor/artefato da assinatura (string).</w:t>
+              <w:t>Valor/artefato da assinatura (</w:t>
+            </w:r>
+            <w:proofErr w:type="spellStart"/>
+            <w:r>
+              <w:t>string</w:t>
+            </w:r>
+            <w:proofErr w:type="spellEnd"/>
+            <w:r>
+              <w:t>).</w:t>
             </w:r>
           </w:p>
         </w:tc>
@@ -2995,21 +3555,25 @@
             <w:hideMark/>
           </w:tcPr>
           <w:p>
+            <w:proofErr w:type="spellStart"/>
             <w:r>
               <w:t>regrasValidacao</w:t>
             </w:r>
-          </w:p>
-        </w:tc>
-        <w:tc>
-          <w:tcPr>
-            <w:tcW w:w="0" w:type="auto"/>
-            <w:vAlign w:val="center"/>
-            <w:hideMark/>
-          </w:tcPr>
-          <w:p>
+            <w:proofErr w:type="spellEnd"/>
+          </w:p>
+        </w:tc>
+        <w:tc>
+          <w:tcPr>
+            <w:tcW w:w="0" w:type="auto"/>
+            <w:vAlign w:val="center"/>
+            <w:hideMark/>
+          </w:tcPr>
+          <w:p>
+            <w:proofErr w:type="spellStart"/>
             <w:r>
               <w:t>string</w:t>
             </w:r>
+            <w:proofErr w:type="spellEnd"/>
           </w:p>
         </w:tc>
         <w:tc>
@@ -3060,9 +3624,11 @@
             <w:hideMark/>
           </w:tcPr>
           <w:p>
+            <w:proofErr w:type="spellStart"/>
             <w:r>
               <w:t>string</w:t>
             </w:r>
+            <w:proofErr w:type="spellEnd"/>
           </w:p>
         </w:tc>
         <w:tc>
@@ -3103,9 +3669,27 @@
         <w:pStyle w:val="Ttulo2"/>
       </w:pPr>
       <w:bookmarkStart w:id="11" w:name="_Toc219363597"/>
+      <w:proofErr w:type="gramStart"/>
       <w:r>
         <w:lastRenderedPageBreak/>
-        <w:t>4.3 agente_schema.json — Agente</w:t>
+        <w:t xml:space="preserve">4.3 </w:t>
+      </w:r>
+      <w:proofErr w:type="spellStart"/>
+      <w:r>
+        <w:t>agente</w:t>
+      </w:r>
+      <w:proofErr w:type="gramEnd"/>
+      <w:r>
+        <w:t>_</w:t>
+      </w:r>
+      <w:proofErr w:type="gramStart"/>
+      <w:r>
+        <w:t>schema.json</w:t>
+      </w:r>
+      <w:proofErr w:type="spellEnd"/>
+      <w:proofErr w:type="gramEnd"/>
+      <w:r>
+        <w:t xml:space="preserve"> — Agente</w:t>
       </w:r>
       <w:bookmarkEnd w:id="11"/>
     </w:p>
@@ -3118,13 +3702,39 @@
         <w:t>Finalidade:</w:t>
       </w:r>
       <w:r>
-        <w:t xml:space="preserve"> representar pessoa, organização, hardware ou software responsável por ações/eventos. Inclui metadados alinháveis ao PREMIS (agentType, agentVersion, agentNote). </w:t>
+        <w:t xml:space="preserve"> representar pessoa, organização, hardware ou software responsável por ações/eventos. Inclui metadados alinháveis ao PREMIS (</w:t>
+      </w:r>
+      <w:proofErr w:type="spellStart"/>
+      <w:r>
+        <w:t>agentType</w:t>
+      </w:r>
+      <w:proofErr w:type="spellEnd"/>
+      <w:r>
+        <w:t xml:space="preserve">, </w:t>
+      </w:r>
+      <w:proofErr w:type="spellStart"/>
+      <w:r>
+        <w:t>agentVersion</w:t>
+      </w:r>
+      <w:proofErr w:type="spellEnd"/>
+      <w:r>
+        <w:t xml:space="preserve">, </w:t>
+      </w:r>
+      <w:proofErr w:type="spellStart"/>
+      <w:r>
+        <w:t>agentNote</w:t>
+      </w:r>
+      <w:proofErr w:type="spellEnd"/>
+      <w:r>
+        <w:t xml:space="preserve">). </w:t>
       </w:r>
     </w:p>
     <w:p>
+      <w:proofErr w:type="spellStart"/>
       <w:r>
         <w:t>agente_schema</w:t>
       </w:r>
+      <w:proofErr w:type="spellEnd"/>
     </w:p>
     <w:tbl>
       <w:tblPr>
@@ -3272,32 +3882,44 @@
             <w:hideMark/>
           </w:tcPr>
           <w:p>
+            <w:proofErr w:type="spellStart"/>
             <w:r>
               <w:t>earqAgenteId</w:t>
             </w:r>
-          </w:p>
-        </w:tc>
-        <w:tc>
-          <w:tcPr>
-            <w:tcW w:w="0" w:type="auto"/>
-            <w:vAlign w:val="center"/>
-            <w:hideMark/>
-          </w:tcPr>
-          <w:p>
+            <w:proofErr w:type="spellEnd"/>
+          </w:p>
+        </w:tc>
+        <w:tc>
+          <w:tcPr>
+            <w:tcW w:w="0" w:type="auto"/>
+            <w:vAlign w:val="center"/>
+            <w:hideMark/>
+          </w:tcPr>
+          <w:p>
+            <w:proofErr w:type="spellStart"/>
             <w:r>
               <w:t>string</w:t>
             </w:r>
-          </w:p>
-        </w:tc>
-        <w:tc>
-          <w:tcPr>
-            <w:tcW w:w="0" w:type="auto"/>
-            <w:vAlign w:val="center"/>
-            <w:hideMark/>
-          </w:tcPr>
-          <w:p>
-            <w:r>
-              <w:t>(Sim, intenção do schema)</w:t>
+            <w:proofErr w:type="spellEnd"/>
+          </w:p>
+        </w:tc>
+        <w:tc>
+          <w:tcPr>
+            <w:tcW w:w="0" w:type="auto"/>
+            <w:vAlign w:val="center"/>
+            <w:hideMark/>
+          </w:tcPr>
+          <w:p>
+            <w:r>
+              <w:t xml:space="preserve">(Sim, intenção do </w:t>
+            </w:r>
+            <w:proofErr w:type="spellStart"/>
+            <w:r>
+              <w:t>schema</w:t>
+            </w:r>
+            <w:proofErr w:type="spellEnd"/>
+            <w:r>
+              <w:t>)</w:t>
             </w:r>
           </w:p>
         </w:tc>
@@ -3333,32 +3955,44 @@
             <w:hideMark/>
           </w:tcPr>
           <w:p>
+            <w:proofErr w:type="spellStart"/>
             <w:r>
               <w:t>earqAgenteNome</w:t>
             </w:r>
-          </w:p>
-        </w:tc>
-        <w:tc>
-          <w:tcPr>
-            <w:tcW w:w="0" w:type="auto"/>
-            <w:vAlign w:val="center"/>
-            <w:hideMark/>
-          </w:tcPr>
-          <w:p>
+            <w:proofErr w:type="spellEnd"/>
+          </w:p>
+        </w:tc>
+        <w:tc>
+          <w:tcPr>
+            <w:tcW w:w="0" w:type="auto"/>
+            <w:vAlign w:val="center"/>
+            <w:hideMark/>
+          </w:tcPr>
+          <w:p>
+            <w:proofErr w:type="spellStart"/>
             <w:r>
               <w:t>string</w:t>
             </w:r>
-          </w:p>
-        </w:tc>
-        <w:tc>
-          <w:tcPr>
-            <w:tcW w:w="0" w:type="auto"/>
-            <w:vAlign w:val="center"/>
-            <w:hideMark/>
-          </w:tcPr>
-          <w:p>
-            <w:r>
-              <w:t>(Sim, intenção do schema)</w:t>
+            <w:proofErr w:type="spellEnd"/>
+          </w:p>
+        </w:tc>
+        <w:tc>
+          <w:tcPr>
+            <w:tcW w:w="0" w:type="auto"/>
+            <w:vAlign w:val="center"/>
+            <w:hideMark/>
+          </w:tcPr>
+          <w:p>
+            <w:r>
+              <w:t xml:space="preserve">(Sim, intenção do </w:t>
+            </w:r>
+            <w:proofErr w:type="spellStart"/>
+            <w:r>
+              <w:t>schema</w:t>
+            </w:r>
+            <w:proofErr w:type="spellEnd"/>
+            <w:r>
+              <w:t>)</w:t>
             </w:r>
           </w:p>
         </w:tc>
@@ -3394,21 +4028,25 @@
             <w:hideMark/>
           </w:tcPr>
           <w:p>
+            <w:proofErr w:type="spellStart"/>
             <w:r>
               <w:t>earqFormaDoNome</w:t>
             </w:r>
-          </w:p>
-        </w:tc>
-        <w:tc>
-          <w:tcPr>
-            <w:tcW w:w="0" w:type="auto"/>
-            <w:vAlign w:val="center"/>
-            <w:hideMark/>
-          </w:tcPr>
-          <w:p>
+            <w:proofErr w:type="spellEnd"/>
+          </w:p>
+        </w:tc>
+        <w:tc>
+          <w:tcPr>
+            <w:tcW w:w="0" w:type="auto"/>
+            <w:vAlign w:val="center"/>
+            <w:hideMark/>
+          </w:tcPr>
+          <w:p>
+            <w:proofErr w:type="spellStart"/>
             <w:r>
               <w:t>string</w:t>
             </w:r>
+            <w:proofErr w:type="spellEnd"/>
           </w:p>
         </w:tc>
         <w:tc>
@@ -3455,32 +4093,44 @@
             <w:hideMark/>
           </w:tcPr>
           <w:p>
+            <w:proofErr w:type="spellStart"/>
             <w:r>
               <w:t>earqAgenteStatus</w:t>
             </w:r>
-          </w:p>
-        </w:tc>
-        <w:tc>
-          <w:tcPr>
-            <w:tcW w:w="0" w:type="auto"/>
-            <w:vAlign w:val="center"/>
-            <w:hideMark/>
-          </w:tcPr>
-          <w:p>
+            <w:proofErr w:type="spellEnd"/>
+          </w:p>
+        </w:tc>
+        <w:tc>
+          <w:tcPr>
+            <w:tcW w:w="0" w:type="auto"/>
+            <w:vAlign w:val="center"/>
+            <w:hideMark/>
+          </w:tcPr>
+          <w:p>
+            <w:proofErr w:type="spellStart"/>
             <w:r>
               <w:t>string</w:t>
             </w:r>
-          </w:p>
-        </w:tc>
-        <w:tc>
-          <w:tcPr>
-            <w:tcW w:w="0" w:type="auto"/>
-            <w:vAlign w:val="center"/>
-            <w:hideMark/>
-          </w:tcPr>
-          <w:p>
-            <w:r>
-              <w:t>(Sim, intenção do schema)</w:t>
+            <w:proofErr w:type="spellEnd"/>
+          </w:p>
+        </w:tc>
+        <w:tc>
+          <w:tcPr>
+            <w:tcW w:w="0" w:type="auto"/>
+            <w:vAlign w:val="center"/>
+            <w:hideMark/>
+          </w:tcPr>
+          <w:p>
+            <w:r>
+              <w:t xml:space="preserve">(Sim, intenção do </w:t>
+            </w:r>
+            <w:proofErr w:type="spellStart"/>
+            <w:r>
+              <w:t>schema</w:t>
+            </w:r>
+            <w:proofErr w:type="spellEnd"/>
+            <w:r>
+              <w:t>)</w:t>
             </w:r>
           </w:p>
         </w:tc>
@@ -3520,21 +4170,25 @@
             <w:hideMark/>
           </w:tcPr>
           <w:p>
+            <w:proofErr w:type="spellStart"/>
             <w:r>
               <w:t>agentType</w:t>
             </w:r>
-          </w:p>
-        </w:tc>
-        <w:tc>
-          <w:tcPr>
-            <w:tcW w:w="0" w:type="auto"/>
-            <w:vAlign w:val="center"/>
-            <w:hideMark/>
-          </w:tcPr>
-          <w:p>
+            <w:proofErr w:type="spellEnd"/>
+          </w:p>
+        </w:tc>
+        <w:tc>
+          <w:tcPr>
+            <w:tcW w:w="0" w:type="auto"/>
+            <w:vAlign w:val="center"/>
+            <w:hideMark/>
+          </w:tcPr>
+          <w:p>
+            <w:proofErr w:type="spellStart"/>
             <w:r>
               <w:t>string</w:t>
             </w:r>
+            <w:proofErr w:type="spellEnd"/>
           </w:p>
         </w:tc>
         <w:tc>
@@ -3585,21 +4239,25 @@
             <w:hideMark/>
           </w:tcPr>
           <w:p>
+            <w:proofErr w:type="spellStart"/>
             <w:r>
               <w:t>agentVersion</w:t>
             </w:r>
-          </w:p>
-        </w:tc>
-        <w:tc>
-          <w:tcPr>
-            <w:tcW w:w="0" w:type="auto"/>
-            <w:vAlign w:val="center"/>
-            <w:hideMark/>
-          </w:tcPr>
-          <w:p>
+            <w:proofErr w:type="spellEnd"/>
+          </w:p>
+        </w:tc>
+        <w:tc>
+          <w:tcPr>
+            <w:tcW w:w="0" w:type="auto"/>
+            <w:vAlign w:val="center"/>
+            <w:hideMark/>
+          </w:tcPr>
+          <w:p>
+            <w:proofErr w:type="spellStart"/>
             <w:r>
               <w:t>string</w:t>
             </w:r>
+            <w:proofErr w:type="spellEnd"/>
           </w:p>
         </w:tc>
         <w:tc>
@@ -3622,7 +4280,15 @@
           </w:tcPr>
           <w:p>
             <w:r>
-              <w:t>obrigatório se agentType = software ou hardware</w:t>
+              <w:t xml:space="preserve">obrigatório se </w:t>
+            </w:r>
+            <w:proofErr w:type="spellStart"/>
+            <w:r>
+              <w:t>agentType</w:t>
+            </w:r>
+            <w:proofErr w:type="spellEnd"/>
+            <w:r>
+              <w:t xml:space="preserve"> = software ou hardware</w:t>
             </w:r>
           </w:p>
         </w:tc>
@@ -3650,21 +4316,25 @@
             <w:hideMark/>
           </w:tcPr>
           <w:p>
+            <w:proofErr w:type="spellStart"/>
             <w:r>
               <w:t>agentNote</w:t>
             </w:r>
-          </w:p>
-        </w:tc>
-        <w:tc>
-          <w:tcPr>
-            <w:tcW w:w="0" w:type="auto"/>
-            <w:vAlign w:val="center"/>
-            <w:hideMark/>
-          </w:tcPr>
-          <w:p>
+            <w:proofErr w:type="spellEnd"/>
+          </w:p>
+        </w:tc>
+        <w:tc>
+          <w:tcPr>
+            <w:tcW w:w="0" w:type="auto"/>
+            <w:vAlign w:val="center"/>
+            <w:hideMark/>
+          </w:tcPr>
+          <w:p>
+            <w:proofErr w:type="spellStart"/>
             <w:r>
               <w:t>string</w:t>
             </w:r>
+            <w:proofErr w:type="spellEnd"/>
           </w:p>
         </w:tc>
         <w:tc>
@@ -3711,10 +4381,17 @@
             <w:hideMark/>
           </w:tcPr>
           <w:p>
+            <w:proofErr w:type="spellStart"/>
             <w:r>
               <w:lastRenderedPageBreak/>
-              <w:t>earqDatasDeExistencia.inicio</w:t>
-            </w:r>
+              <w:t>earqDatasDeExistencia.</w:t>
+            </w:r>
+            <w:proofErr w:type="gramStart"/>
+            <w:r>
+              <w:t>inicio</w:t>
+            </w:r>
+            <w:proofErr w:type="spellEnd"/>
+            <w:proofErr w:type="gramEnd"/>
           </w:p>
         </w:tc>
         <w:tc>
@@ -3773,9 +4450,11 @@
             <w:hideMark/>
           </w:tcPr>
           <w:p>
+            <w:proofErr w:type="spellStart"/>
             <w:r>
               <w:t>earqDatasDeExistencia.fim</w:t>
             </w:r>
+            <w:proofErr w:type="spellEnd"/>
           </w:p>
         </w:tc>
         <w:tc>
@@ -3834,20 +4513,43 @@
             <w:hideMark/>
           </w:tcPr>
           <w:p>
-            <w:r>
-              <w:t>earqIdentificadoresExternos[]</w:t>
-            </w:r>
-          </w:p>
-        </w:tc>
-        <w:tc>
-          <w:tcPr>
-            <w:tcW w:w="0" w:type="auto"/>
-            <w:vAlign w:val="center"/>
-            <w:hideMark/>
-          </w:tcPr>
-          <w:p>
-            <w:r>
-              <w:t>array(obj)</w:t>
+            <w:proofErr w:type="spellStart"/>
+            <w:proofErr w:type="gramStart"/>
+            <w:r>
+              <w:t>earqIdentificadoresExternos</w:t>
+            </w:r>
+            <w:proofErr w:type="spellEnd"/>
+            <w:r>
+              <w:t>[</w:t>
+            </w:r>
+            <w:proofErr w:type="gramEnd"/>
+            <w:r>
+              <w:t>]</w:t>
+            </w:r>
+          </w:p>
+        </w:tc>
+        <w:tc>
+          <w:tcPr>
+            <w:tcW w:w="0" w:type="auto"/>
+            <w:vAlign w:val="center"/>
+            <w:hideMark/>
+          </w:tcPr>
+          <w:p>
+            <w:proofErr w:type="spellStart"/>
+            <w:r>
+              <w:t>array</w:t>
+            </w:r>
+            <w:proofErr w:type="spellEnd"/>
+            <w:r>
+              <w:t>(</w:t>
+            </w:r>
+            <w:proofErr w:type="spellStart"/>
+            <w:r>
+              <w:t>obj</w:t>
+            </w:r>
+            <w:proofErr w:type="spellEnd"/>
+            <w:r>
+              <w:t>)</w:t>
             </w:r>
           </w:p>
         </w:tc>
@@ -3879,7 +4581,15 @@
           </w:tcPr>
           <w:p>
             <w:r>
-              <w:t>Ex.: ORCID, CPF/CNPJ, VIAF, Wikidata.</w:t>
+              <w:t xml:space="preserve">Ex.: ORCID, CPF/CNPJ, VIAF, </w:t>
+            </w:r>
+            <w:proofErr w:type="spellStart"/>
+            <w:r>
+              <w:t>Wikidata</w:t>
+            </w:r>
+            <w:proofErr w:type="spellEnd"/>
+            <w:r>
+              <w:t>.</w:t>
             </w:r>
           </w:p>
         </w:tc>
@@ -3895,21 +4605,25 @@
             <w:hideMark/>
           </w:tcPr>
           <w:p>
+            <w:proofErr w:type="spellStart"/>
             <w:r>
               <w:t>earqContacto.email</w:t>
             </w:r>
-          </w:p>
-        </w:tc>
-        <w:tc>
-          <w:tcPr>
-            <w:tcW w:w="0" w:type="auto"/>
-            <w:vAlign w:val="center"/>
-            <w:hideMark/>
-          </w:tcPr>
-          <w:p>
+            <w:proofErr w:type="spellEnd"/>
+          </w:p>
+        </w:tc>
+        <w:tc>
+          <w:tcPr>
+            <w:tcW w:w="0" w:type="auto"/>
+            <w:vAlign w:val="center"/>
+            <w:hideMark/>
+          </w:tcPr>
+          <w:p>
+            <w:proofErr w:type="spellStart"/>
             <w:r>
               <w:t>email</w:t>
             </w:r>
+            <w:proofErr w:type="spellEnd"/>
           </w:p>
         </w:tc>
         <w:tc>
@@ -3956,21 +4670,25 @@
             <w:hideMark/>
           </w:tcPr>
           <w:p>
+            <w:proofErr w:type="spellStart"/>
             <w:r>
               <w:t>earqContacto.telefone</w:t>
             </w:r>
-          </w:p>
-        </w:tc>
-        <w:tc>
-          <w:tcPr>
-            <w:tcW w:w="0" w:type="auto"/>
-            <w:vAlign w:val="center"/>
-            <w:hideMark/>
-          </w:tcPr>
-          <w:p>
+            <w:proofErr w:type="spellEnd"/>
+          </w:p>
+        </w:tc>
+        <w:tc>
+          <w:tcPr>
+            <w:tcW w:w="0" w:type="auto"/>
+            <w:vAlign w:val="center"/>
+            <w:hideMark/>
+          </w:tcPr>
+          <w:p>
+            <w:proofErr w:type="spellStart"/>
             <w:r>
               <w:t>string</w:t>
             </w:r>
+            <w:proofErr w:type="spellEnd"/>
           </w:p>
         </w:tc>
         <w:tc>
@@ -4013,21 +4731,25 @@
             <w:hideMark/>
           </w:tcPr>
           <w:p>
+            <w:proofErr w:type="spellStart"/>
             <w:r>
               <w:t>earqContacto.endereco</w:t>
             </w:r>
-          </w:p>
-        </w:tc>
-        <w:tc>
-          <w:tcPr>
-            <w:tcW w:w="0" w:type="auto"/>
-            <w:vAlign w:val="center"/>
-            <w:hideMark/>
-          </w:tcPr>
-          <w:p>
+            <w:proofErr w:type="spellEnd"/>
+          </w:p>
+        </w:tc>
+        <w:tc>
+          <w:tcPr>
+            <w:tcW w:w="0" w:type="auto"/>
+            <w:vAlign w:val="center"/>
+            <w:hideMark/>
+          </w:tcPr>
+          <w:p>
+            <w:proofErr w:type="spellStart"/>
             <w:r>
               <w:t>string</w:t>
             </w:r>
+            <w:proofErr w:type="spellEnd"/>
           </w:p>
         </w:tc>
         <w:tc>
@@ -4078,13 +4800,31 @@
         <w:t>Atenção (validação):</w:t>
       </w:r>
       <w:r>
-        <w:t xml:space="preserve"> alinhar required ao mesmo case de properties (hoje há divergência). </w:t>
+        <w:t xml:space="preserve"> alinhar </w:t>
+      </w:r>
+      <w:proofErr w:type="spellStart"/>
+      <w:r>
+        <w:t>required</w:t>
+      </w:r>
+      <w:proofErr w:type="spellEnd"/>
+      <w:r>
+        <w:t xml:space="preserve"> ao mesmo case de </w:t>
+      </w:r>
+      <w:proofErr w:type="spellStart"/>
+      <w:r>
+        <w:t>properties</w:t>
+      </w:r>
+      <w:proofErr w:type="spellEnd"/>
+      <w:r>
+        <w:t xml:space="preserve"> (hoje há divergência). </w:t>
       </w:r>
     </w:p>
     <w:p>
+      <w:proofErr w:type="spellStart"/>
       <w:r>
         <w:t>agente_schema</w:t>
       </w:r>
+      <w:proofErr w:type="spellEnd"/>
     </w:p>
     <w:p>
       <w:r>
@@ -4098,8 +4838,26 @@
         <w:pStyle w:val="Ttulo2"/>
       </w:pPr>
       <w:bookmarkStart w:id="12" w:name="_Toc219363598"/>
-      <w:r>
-        <w:t>4.4 evento_schema.json — Evento</w:t>
+      <w:proofErr w:type="gramStart"/>
+      <w:r>
+        <w:t xml:space="preserve">4.4 </w:t>
+      </w:r>
+      <w:proofErr w:type="spellStart"/>
+      <w:r>
+        <w:t>evento</w:t>
+      </w:r>
+      <w:proofErr w:type="gramEnd"/>
+      <w:r>
+        <w:t>_</w:t>
+      </w:r>
+      <w:proofErr w:type="gramStart"/>
+      <w:r>
+        <w:t>schema.json</w:t>
+      </w:r>
+      <w:proofErr w:type="spellEnd"/>
+      <w:proofErr w:type="gramEnd"/>
+      <w:r>
+        <w:t xml:space="preserve"> — Evento</w:t>
       </w:r>
       <w:bookmarkEnd w:id="12"/>
     </w:p>
@@ -4261,21 +5019,25 @@
             <w:hideMark/>
           </w:tcPr>
           <w:p>
+            <w:proofErr w:type="spellStart"/>
             <w:r>
               <w:t>EarqEventoId</w:t>
             </w:r>
-          </w:p>
-        </w:tc>
-        <w:tc>
-          <w:tcPr>
-            <w:tcW w:w="0" w:type="auto"/>
-            <w:vAlign w:val="center"/>
-            <w:hideMark/>
-          </w:tcPr>
-          <w:p>
+            <w:proofErr w:type="spellEnd"/>
+          </w:p>
+        </w:tc>
+        <w:tc>
+          <w:tcPr>
+            <w:tcW w:w="0" w:type="auto"/>
+            <w:vAlign w:val="center"/>
+            <w:hideMark/>
+          </w:tcPr>
+          <w:p>
+            <w:proofErr w:type="spellStart"/>
             <w:r>
               <w:t>string</w:t>
             </w:r>
+            <w:proofErr w:type="spellEnd"/>
           </w:p>
         </w:tc>
         <w:tc>
@@ -4322,20 +5084,27 @@
             <w:hideMark/>
           </w:tcPr>
           <w:p>
+            <w:proofErr w:type="spellStart"/>
             <w:r>
               <w:t>EarqEventoTipo</w:t>
             </w:r>
-          </w:p>
-        </w:tc>
-        <w:tc>
-          <w:tcPr>
-            <w:tcW w:w="0" w:type="auto"/>
-            <w:vAlign w:val="center"/>
-            <w:hideMark/>
-          </w:tcPr>
-          <w:p>
-            <w:r>
-              <w:t>string (enum)</w:t>
+            <w:proofErr w:type="spellEnd"/>
+          </w:p>
+        </w:tc>
+        <w:tc>
+          <w:tcPr>
+            <w:tcW w:w="0" w:type="auto"/>
+            <w:vAlign w:val="center"/>
+            <w:hideMark/>
+          </w:tcPr>
+          <w:p>
+            <w:proofErr w:type="spellStart"/>
+            <w:r>
+              <w:t>string</w:t>
+            </w:r>
+            <w:proofErr w:type="spellEnd"/>
+            <w:r>
+              <w:t xml:space="preserve"> (enum)</w:t>
             </w:r>
           </w:p>
         </w:tc>
@@ -4387,10 +5156,12 @@
             <w:hideMark/>
           </w:tcPr>
           <w:p>
+            <w:proofErr w:type="spellStart"/>
             <w:r>
               <w:lastRenderedPageBreak/>
               <w:t>EarqEventoDataHora</w:t>
             </w:r>
+            <w:proofErr w:type="spellEnd"/>
           </w:p>
         </w:tc>
         <w:tc>
@@ -4453,9 +5224,11 @@
             <w:hideMark/>
           </w:tcPr>
           <w:p>
+            <w:proofErr w:type="spellStart"/>
             <w:r>
               <w:t>EarqEventoAgente</w:t>
             </w:r>
+            <w:proofErr w:type="spellEnd"/>
           </w:p>
         </w:tc>
         <w:tc>
@@ -4473,7 +5246,15 @@
               <w:t>Agente</w:t>
             </w:r>
             <w:r>
-              <w:t xml:space="preserve"> ($ref)</w:t>
+              <w:t xml:space="preserve"> ($</w:t>
+            </w:r>
+            <w:proofErr w:type="spellStart"/>
+            <w:r>
+              <w:t>ref</w:t>
+            </w:r>
+            <w:proofErr w:type="spellEnd"/>
+            <w:r>
+              <w:t>)</w:t>
             </w:r>
           </w:p>
         </w:tc>
@@ -4521,21 +5302,25 @@
             <w:hideMark/>
           </w:tcPr>
           <w:p>
+            <w:proofErr w:type="spellStart"/>
             <w:r>
               <w:t>EarqEventoDetalhe</w:t>
             </w:r>
-          </w:p>
-        </w:tc>
-        <w:tc>
-          <w:tcPr>
-            <w:tcW w:w="0" w:type="auto"/>
-            <w:vAlign w:val="center"/>
-            <w:hideMark/>
-          </w:tcPr>
-          <w:p>
+            <w:proofErr w:type="spellEnd"/>
+          </w:p>
+        </w:tc>
+        <w:tc>
+          <w:tcPr>
+            <w:tcW w:w="0" w:type="auto"/>
+            <w:vAlign w:val="center"/>
+            <w:hideMark/>
+          </w:tcPr>
+          <w:p>
+            <w:proofErr w:type="spellStart"/>
             <w:r>
               <w:t>string</w:t>
             </w:r>
+            <w:proofErr w:type="spellEnd"/>
           </w:p>
         </w:tc>
         <w:tc>
@@ -4582,20 +5367,27 @@
             <w:hideMark/>
           </w:tcPr>
           <w:p>
+            <w:proofErr w:type="spellStart"/>
             <w:r>
               <w:t>EarqEventoResultado</w:t>
             </w:r>
-          </w:p>
-        </w:tc>
-        <w:tc>
-          <w:tcPr>
-            <w:tcW w:w="0" w:type="auto"/>
-            <w:vAlign w:val="center"/>
-            <w:hideMark/>
-          </w:tcPr>
-          <w:p>
-            <w:r>
-              <w:t>string (enum)</w:t>
+            <w:proofErr w:type="spellEnd"/>
+          </w:p>
+        </w:tc>
+        <w:tc>
+          <w:tcPr>
+            <w:tcW w:w="0" w:type="auto"/>
+            <w:vAlign w:val="center"/>
+            <w:hideMark/>
+          </w:tcPr>
+          <w:p>
+            <w:proofErr w:type="spellStart"/>
+            <w:r>
+              <w:t>string</w:t>
+            </w:r>
+            <w:proofErr w:type="spellEnd"/>
+            <w:r>
+              <w:t xml:space="preserve"> (enum)</w:t>
             </w:r>
           </w:p>
         </w:tc>
@@ -4631,7 +5423,25 @@
           </w:tcPr>
           <w:p>
             <w:r>
-              <w:t>Obrigatório “quando agente for software” (regra condicional precisa alinhar com agentType).</w:t>
+              <w:t xml:space="preserve">Obrigatório “quando </w:t>
+            </w:r>
+            <w:proofErr w:type="spellStart"/>
+            <w:proofErr w:type="gramStart"/>
+            <w:r>
+              <w:t>agente</w:t>
+            </w:r>
+            <w:proofErr w:type="spellEnd"/>
+            <w:proofErr w:type="gramEnd"/>
+            <w:r>
+              <w:t xml:space="preserve"> for software” (regra condicional precisa alinhar com </w:t>
+            </w:r>
+            <w:proofErr w:type="spellStart"/>
+            <w:r>
+              <w:t>agentType</w:t>
+            </w:r>
+            <w:proofErr w:type="spellEnd"/>
+            <w:r>
+              <w:t>).</w:t>
             </w:r>
           </w:p>
         </w:tc>
@@ -4655,7 +5465,55 @@
         <w:t>Atenção (regra condicional):</w:t>
       </w:r>
       <w:r>
-        <w:t xml:space="preserve"> o if/then verifica EarqEventoAgente.tipo = software, mas o schema de Agente usa agentType. Ajustar para funcionar.</w:t>
+        <w:t xml:space="preserve"> o </w:t>
+      </w:r>
+      <w:proofErr w:type="spellStart"/>
+      <w:r>
+        <w:t>if</w:t>
+      </w:r>
+      <w:proofErr w:type="spellEnd"/>
+      <w:r>
+        <w:t>/</w:t>
+      </w:r>
+      <w:proofErr w:type="spellStart"/>
+      <w:r>
+        <w:t>then</w:t>
+      </w:r>
+      <w:proofErr w:type="spellEnd"/>
+      <w:r>
+        <w:t xml:space="preserve"> verifica </w:t>
+      </w:r>
+      <w:proofErr w:type="spellStart"/>
+      <w:r>
+        <w:t>EarqEventoAgente.tipo</w:t>
+      </w:r>
+      <w:proofErr w:type="spellEnd"/>
+      <w:r>
+        <w:t xml:space="preserve"> = software, mas o </w:t>
+      </w:r>
+      <w:proofErr w:type="spellStart"/>
+      <w:r>
+        <w:t>schema</w:t>
+      </w:r>
+      <w:proofErr w:type="spellEnd"/>
+      <w:r>
+        <w:t xml:space="preserve"> de </w:t>
+      </w:r>
+      <w:proofErr w:type="gramStart"/>
+      <w:r>
+        <w:t>Agente</w:t>
+      </w:r>
+      <w:proofErr w:type="gramEnd"/>
+      <w:r>
+        <w:t xml:space="preserve"> usa </w:t>
+      </w:r>
+      <w:proofErr w:type="spellStart"/>
+      <w:r>
+        <w:t>agentType</w:t>
+      </w:r>
+      <w:proofErr w:type="spellEnd"/>
+      <w:r>
+        <w:t>. Ajustar para funcionar.</w:t>
       </w:r>
     </w:p>
     <w:p>
@@ -4671,7 +5529,20 @@
       </w:pPr>
       <w:bookmarkStart w:id="13" w:name="_Toc219363599"/>
       <w:r>
-        <w:t>4.5 fixidade_schema.json — Fixidade</w:t>
+        <w:t xml:space="preserve">4.5 </w:t>
+      </w:r>
+      <w:proofErr w:type="spellStart"/>
+      <w:r>
+        <w:t>fixidade_</w:t>
+      </w:r>
+      <w:proofErr w:type="gramStart"/>
+      <w:r>
+        <w:t>schema.json</w:t>
+      </w:r>
+      <w:proofErr w:type="spellEnd"/>
+      <w:proofErr w:type="gramEnd"/>
+      <w:r>
+        <w:t xml:space="preserve"> — Fixidade</w:t>
       </w:r>
       <w:bookmarkEnd w:id="13"/>
     </w:p>
@@ -4684,13 +5555,23 @@
         <w:t>Finalidade:</w:t>
       </w:r>
       <w:r>
-        <w:t xml:space="preserve"> registrar fixidez (hash) de componente. </w:t>
+        <w:t xml:space="preserve"> registrar fixidez (</w:t>
+      </w:r>
+      <w:proofErr w:type="spellStart"/>
+      <w:r>
+        <w:t>hash</w:t>
+      </w:r>
+      <w:proofErr w:type="spellEnd"/>
+      <w:r>
+        <w:t xml:space="preserve">) de componente. </w:t>
       </w:r>
     </w:p>
     <w:p>
+      <w:proofErr w:type="spellStart"/>
       <w:r>
         <w:t>fixidade_schema</w:t>
       </w:r>
+      <w:proofErr w:type="spellEnd"/>
     </w:p>
     <w:tbl>
       <w:tblPr>
@@ -4827,9 +5708,11 @@
             <w:hideMark/>
           </w:tcPr>
           <w:p>
+            <w:proofErr w:type="spellStart"/>
             <w:r>
               <w:t>string</w:t>
             </w:r>
+            <w:proofErr w:type="spellEnd"/>
           </w:p>
         </w:tc>
         <w:tc>
@@ -4868,21 +5751,25 @@
             <w:hideMark/>
           </w:tcPr>
           <w:p>
+            <w:proofErr w:type="spellStart"/>
             <w:r>
               <w:t>hash</w:t>
             </w:r>
-          </w:p>
-        </w:tc>
-        <w:tc>
-          <w:tcPr>
-            <w:tcW w:w="0" w:type="auto"/>
-            <w:vAlign w:val="center"/>
-            <w:hideMark/>
-          </w:tcPr>
-          <w:p>
+            <w:proofErr w:type="spellEnd"/>
+          </w:p>
+        </w:tc>
+        <w:tc>
+          <w:tcPr>
+            <w:tcW w:w="0" w:type="auto"/>
+            <w:vAlign w:val="center"/>
+            <w:hideMark/>
+          </w:tcPr>
+          <w:p>
+            <w:proofErr w:type="spellStart"/>
             <w:r>
               <w:t>string</w:t>
             </w:r>
+            <w:proofErr w:type="spellEnd"/>
           </w:p>
         </w:tc>
         <w:tc>
@@ -4905,7 +5792,23 @@
           </w:tcPr>
           <w:p>
             <w:r>
-              <w:t>Valor do hash (string).</w:t>
+              <w:t xml:space="preserve">Valor do </w:t>
+            </w:r>
+            <w:proofErr w:type="spellStart"/>
+            <w:r>
+              <w:t>hash</w:t>
+            </w:r>
+            <w:proofErr w:type="spellEnd"/>
+            <w:r>
+              <w:t xml:space="preserve"> (</w:t>
+            </w:r>
+            <w:proofErr w:type="spellStart"/>
+            <w:r>
+              <w:t>string</w:t>
+            </w:r>
+            <w:proofErr w:type="spellEnd"/>
+            <w:r>
+              <w:t>).</w:t>
             </w:r>
           </w:p>
         </w:tc>
@@ -4924,7 +5827,20 @@
       </w:pPr>
       <w:bookmarkStart w:id="14" w:name="_Toc219363600"/>
       <w:r>
-        <w:t>4.6 localizacao_schema.json — Localização</w:t>
+        <w:t xml:space="preserve">4.6 </w:t>
+      </w:r>
+      <w:proofErr w:type="spellStart"/>
+      <w:r>
+        <w:t>localizacao_</w:t>
+      </w:r>
+      <w:proofErr w:type="gramStart"/>
+      <w:r>
+        <w:t>schema.json</w:t>
+      </w:r>
+      <w:proofErr w:type="spellEnd"/>
+      <w:proofErr w:type="gramEnd"/>
+      <w:r>
+        <w:t xml:space="preserve"> — Localização</w:t>
       </w:r>
       <w:bookmarkEnd w:id="14"/>
     </w:p>
@@ -4941,9 +5857,11 @@
       </w:r>
     </w:p>
     <w:p>
+      <w:proofErr w:type="spellStart"/>
       <w:r>
         <w:t>localizacao_schema</w:t>
       </w:r>
+      <w:proofErr w:type="spellEnd"/>
     </w:p>
     <w:tbl>
       <w:tblPr>
@@ -5080,8 +5998,13 @@
             <w:hideMark/>
           </w:tcPr>
           <w:p>
-            <w:r>
-              <w:t>string (enum)</w:t>
+            <w:proofErr w:type="spellStart"/>
+            <w:r>
+              <w:t>string</w:t>
+            </w:r>
+            <w:proofErr w:type="spellEnd"/>
+            <w:r>
+              <w:t xml:space="preserve"> (enum)</w:t>
             </w:r>
           </w:p>
         </w:tc>
@@ -5110,8 +6033,13 @@
             <w:r>
               <w:t>URI</w:t>
             </w:r>
-            <w:r>
-              <w:t>” : Quando o arquivo ao qual o componente está associado se encontra em um endereço web</w:t>
+            <w:proofErr w:type="gramStart"/>
+            <w:r>
+              <w:t>” :</w:t>
+            </w:r>
+            <w:proofErr w:type="gramEnd"/>
+            <w:r>
+              <w:t xml:space="preserve"> Quando o arquivo ao qual o componente está associado se encontra em um endereço web</w:t>
             </w:r>
           </w:p>
           <w:p>
@@ -5125,14 +6053,13 @@
             <w:r>
               <w:t>EMDISCO</w:t>
             </w:r>
-            <w:r>
-              <w:t xml:space="preserve">” : </w:t>
-            </w:r>
-            <w:r>
-              <w:t>Quando o arquivo ao qual o componente está associado</w:t>
-            </w:r>
-            <w:r>
-              <w:t xml:space="preserve"> se encontra em um </w:t>
+            <w:proofErr w:type="gramStart"/>
+            <w:r>
+              <w:t>” :</w:t>
+            </w:r>
+            <w:proofErr w:type="gramEnd"/>
+            <w:r>
+              <w:t xml:space="preserve"> Quando o arquivo ao qual o componente está associado se encontra em um </w:t>
             </w:r>
             <w:r>
               <w:t>dispositivo de armazenamento.</w:t>
@@ -5140,13 +6067,15 @@
           </w:p>
           <w:p>
             <w:r>
-              <w:t xml:space="preserve">“RELATIVA” Quando o documento está em um pacote para transmissão, </w:t>
-            </w:r>
-            <w:r>
-              <w:t>o arquivo ao qual o componente está associado</w:t>
-            </w:r>
-            <w:r>
-              <w:t xml:space="preserve"> ainda sim tem um endereço, só que este é relativo a pasta raiz do pacote.</w:t>
+              <w:t xml:space="preserve">“RELATIVA” Quando o documento está em um pacote para transmissão, o arquivo ao qual o componente está associado ainda sim tem um endereço, só que este é relativo </w:t>
+            </w:r>
+            <w:proofErr w:type="gramStart"/>
+            <w:r>
+              <w:t>a</w:t>
+            </w:r>
+            <w:proofErr w:type="gramEnd"/>
+            <w:r>
+              <w:t xml:space="preserve"> pasta raiz do pacote.</w:t>
             </w:r>
           </w:p>
         </w:tc>
@@ -5175,9 +6104,11 @@
             <w:hideMark/>
           </w:tcPr>
           <w:p>
+            <w:proofErr w:type="spellStart"/>
             <w:r>
               <w:t>string</w:t>
             </w:r>
+            <w:proofErr w:type="spellEnd"/>
           </w:p>
         </w:tc>
         <w:tc>
@@ -5218,10 +6149,33 @@
         <w:pStyle w:val="Ttulo2"/>
       </w:pPr>
       <w:bookmarkStart w:id="15" w:name="_Toc219363601"/>
-      <w:r>
-        <w:t>4.7 relacionamento_schema.json — RelacionamentoComponente</w:t>
+      <w:proofErr w:type="gramStart"/>
+      <w:r>
+        <w:t xml:space="preserve">4.7 </w:t>
+      </w:r>
+      <w:proofErr w:type="spellStart"/>
+      <w:r>
+        <w:t>relacionamento</w:t>
+      </w:r>
+      <w:proofErr w:type="gramEnd"/>
+      <w:r>
+        <w:t>_</w:t>
+      </w:r>
+      <w:proofErr w:type="gramStart"/>
+      <w:r>
+        <w:t>schema.json</w:t>
+      </w:r>
+      <w:proofErr w:type="spellEnd"/>
+      <w:proofErr w:type="gramEnd"/>
+      <w:r>
+        <w:t xml:space="preserve"> — </w:t>
+      </w:r>
+      <w:proofErr w:type="spellStart"/>
+      <w:r>
+        <w:t>RelacionamentoComponente</w:t>
       </w:r>
       <w:bookmarkEnd w:id="15"/>
+      <w:proofErr w:type="spellEnd"/>
     </w:p>
     <w:p>
       <w:r>
@@ -5236,9 +6190,11 @@
       </w:r>
     </w:p>
     <w:p>
+      <w:proofErr w:type="spellStart"/>
       <w:r>
         <w:t>relacionamento_schema</w:t>
       </w:r>
+      <w:proofErr w:type="spellEnd"/>
     </w:p>
     <w:tbl>
       <w:tblPr>
@@ -5363,21 +6319,25 @@
             <w:hideMark/>
           </w:tcPr>
           <w:p>
+            <w:proofErr w:type="spellStart"/>
             <w:r>
               <w:t>relacaoIDComponenteOrigem</w:t>
             </w:r>
-          </w:p>
-        </w:tc>
-        <w:tc>
-          <w:tcPr>
-            <w:tcW w:w="0" w:type="auto"/>
-            <w:vAlign w:val="center"/>
-            <w:hideMark/>
-          </w:tcPr>
-          <w:p>
+            <w:proofErr w:type="spellEnd"/>
+          </w:p>
+        </w:tc>
+        <w:tc>
+          <w:tcPr>
+            <w:tcW w:w="0" w:type="auto"/>
+            <w:vAlign w:val="center"/>
+            <w:hideMark/>
+          </w:tcPr>
+          <w:p>
+            <w:proofErr w:type="spellStart"/>
             <w:r>
               <w:t>string</w:t>
             </w:r>
+            <w:proofErr w:type="spellEnd"/>
           </w:p>
         </w:tc>
         <w:tc>
@@ -5416,21 +6376,25 @@
             <w:hideMark/>
           </w:tcPr>
           <w:p>
+            <w:proofErr w:type="spellStart"/>
             <w:r>
               <w:t>relacaoIDComponenteDestino</w:t>
             </w:r>
-          </w:p>
-        </w:tc>
-        <w:tc>
-          <w:tcPr>
-            <w:tcW w:w="0" w:type="auto"/>
-            <w:vAlign w:val="center"/>
-            <w:hideMark/>
-          </w:tcPr>
-          <w:p>
+            <w:proofErr w:type="spellEnd"/>
+          </w:p>
+        </w:tc>
+        <w:tc>
+          <w:tcPr>
+            <w:tcW w:w="0" w:type="auto"/>
+            <w:vAlign w:val="center"/>
+            <w:hideMark/>
+          </w:tcPr>
+          <w:p>
+            <w:proofErr w:type="spellStart"/>
             <w:r>
               <w:t>string</w:t>
             </w:r>
+            <w:proofErr w:type="spellEnd"/>
           </w:p>
         </w:tc>
         <w:tc>
@@ -5469,21 +6433,25 @@
             <w:hideMark/>
           </w:tcPr>
           <w:p>
+            <w:proofErr w:type="spellStart"/>
             <w:r>
               <w:t>relacaoTipo</w:t>
             </w:r>
-          </w:p>
-        </w:tc>
-        <w:tc>
-          <w:tcPr>
-            <w:tcW w:w="0" w:type="auto"/>
-            <w:vAlign w:val="center"/>
-            <w:hideMark/>
-          </w:tcPr>
-          <w:p>
+            <w:proofErr w:type="spellEnd"/>
+          </w:p>
+        </w:tc>
+        <w:tc>
+          <w:tcPr>
+            <w:tcW w:w="0" w:type="auto"/>
+            <w:vAlign w:val="center"/>
+            <w:hideMark/>
+          </w:tcPr>
+          <w:p>
+            <w:proofErr w:type="spellStart"/>
             <w:r>
               <w:t>string</w:t>
             </w:r>
+            <w:proofErr w:type="spellEnd"/>
           </w:p>
         </w:tc>
         <w:tc>
@@ -5524,8 +6492,26 @@
         <w:pStyle w:val="Ttulo2"/>
       </w:pPr>
       <w:bookmarkStart w:id="16" w:name="_Toc219363602"/>
-      <w:r>
-        <w:t>4.8 inibidor_schema.json — Inibidor</w:t>
+      <w:proofErr w:type="gramStart"/>
+      <w:r>
+        <w:t xml:space="preserve">4.8 </w:t>
+      </w:r>
+      <w:proofErr w:type="spellStart"/>
+      <w:r>
+        <w:t>inibidor</w:t>
+      </w:r>
+      <w:proofErr w:type="gramEnd"/>
+      <w:r>
+        <w:t>_</w:t>
+      </w:r>
+      <w:proofErr w:type="gramStart"/>
+      <w:r>
+        <w:t>schema.json</w:t>
+      </w:r>
+      <w:proofErr w:type="spellEnd"/>
+      <w:proofErr w:type="gramEnd"/>
+      <w:r>
+        <w:t xml:space="preserve"> — Inibidor</w:t>
       </w:r>
       <w:bookmarkEnd w:id="16"/>
     </w:p>
@@ -5542,9 +6528,11 @@
       </w:r>
     </w:p>
     <w:p>
+      <w:proofErr w:type="spellStart"/>
       <w:r>
         <w:t>inibidor_schema</w:t>
       </w:r>
+      <w:proofErr w:type="spellEnd"/>
     </w:p>
     <w:tbl>
       <w:tblPr>
@@ -5681,9 +6669,11 @@
             <w:hideMark/>
           </w:tcPr>
           <w:p>
+            <w:proofErr w:type="spellStart"/>
             <w:r>
               <w:t>string</w:t>
             </w:r>
+            <w:proofErr w:type="spellEnd"/>
           </w:p>
         </w:tc>
         <w:tc>
@@ -5734,9 +6724,11 @@
             <w:hideMark/>
           </w:tcPr>
           <w:p>
+            <w:proofErr w:type="spellStart"/>
             <w:r>
               <w:t>string</w:t>
             </w:r>
+            <w:proofErr w:type="spellEnd"/>
           </w:p>
         </w:tc>
         <w:tc>
@@ -5778,8 +6770,26 @@
         <w:pStyle w:val="Ttulo2"/>
       </w:pPr>
       <w:bookmarkStart w:id="17" w:name="_Toc219363603"/>
-      <w:r>
-        <w:t>4.9 software_schema.json — Software</w:t>
+      <w:proofErr w:type="gramStart"/>
+      <w:r>
+        <w:t xml:space="preserve">4.9 </w:t>
+      </w:r>
+      <w:proofErr w:type="spellStart"/>
+      <w:r>
+        <w:t>software</w:t>
+      </w:r>
+      <w:proofErr w:type="gramEnd"/>
+      <w:r>
+        <w:t>_</w:t>
+      </w:r>
+      <w:proofErr w:type="gramStart"/>
+      <w:r>
+        <w:t>schema.json</w:t>
+      </w:r>
+      <w:proofErr w:type="spellEnd"/>
+      <w:proofErr w:type="gramEnd"/>
+      <w:r>
+        <w:t xml:space="preserve"> — Software</w:t>
       </w:r>
       <w:bookmarkEnd w:id="17"/>
     </w:p>
@@ -5796,9 +6806,11 @@
       </w:r>
     </w:p>
     <w:p>
+      <w:proofErr w:type="spellStart"/>
       <w:r>
         <w:t>software_schema</w:t>
       </w:r>
+      <w:proofErr w:type="spellEnd"/>
     </w:p>
     <w:tbl>
       <w:tblPr>
@@ -5935,9 +6947,11 @@
             <w:hideMark/>
           </w:tcPr>
           <w:p>
+            <w:proofErr w:type="spellStart"/>
             <w:r>
               <w:t>string</w:t>
             </w:r>
+            <w:proofErr w:type="spellEnd"/>
           </w:p>
         </w:tc>
         <w:tc>
@@ -5976,21 +6990,25 @@
             <w:hideMark/>
           </w:tcPr>
           <w:p>
+            <w:proofErr w:type="spellStart"/>
             <w:r>
               <w:t>versao</w:t>
             </w:r>
-          </w:p>
-        </w:tc>
-        <w:tc>
-          <w:tcPr>
-            <w:tcW w:w="0" w:type="auto"/>
-            <w:vAlign w:val="center"/>
-            <w:hideMark/>
-          </w:tcPr>
-          <w:p>
+            <w:proofErr w:type="spellEnd"/>
+          </w:p>
+        </w:tc>
+        <w:tc>
+          <w:tcPr>
+            <w:tcW w:w="0" w:type="auto"/>
+            <w:vAlign w:val="center"/>
+            <w:hideMark/>
+          </w:tcPr>
+          <w:p>
+            <w:proofErr w:type="spellStart"/>
             <w:r>
               <w:t>string</w:t>
             </w:r>
+            <w:proofErr w:type="spellEnd"/>
           </w:p>
         </w:tc>
         <w:tc>
@@ -6041,9 +7059,11 @@
             <w:hideMark/>
           </w:tcPr>
           <w:p>
+            <w:proofErr w:type="spellStart"/>
             <w:r>
               <w:t>string</w:t>
             </w:r>
+            <w:proofErr w:type="spellEnd"/>
           </w:p>
         </w:tc>
         <w:tc>
@@ -6085,7 +7105,20 @@
       </w:pPr>
       <w:bookmarkStart w:id="18" w:name="_Toc219363604"/>
       <w:r>
-        <w:t>4.10 hardware_schema.json — Hardware</w:t>
+        <w:t xml:space="preserve">4.10 </w:t>
+      </w:r>
+      <w:proofErr w:type="spellStart"/>
+      <w:r>
+        <w:t>hardware_</w:t>
+      </w:r>
+      <w:proofErr w:type="gramStart"/>
+      <w:r>
+        <w:t>schema.json</w:t>
+      </w:r>
+      <w:proofErr w:type="spellEnd"/>
+      <w:proofErr w:type="gramEnd"/>
+      <w:r>
+        <w:t xml:space="preserve"> — Hardware</w:t>
       </w:r>
       <w:bookmarkEnd w:id="18"/>
     </w:p>
@@ -6102,9 +7135,11 @@
       </w:r>
     </w:p>
     <w:p>
+      <w:proofErr w:type="spellStart"/>
       <w:r>
         <w:t>hardware_schema</w:t>
       </w:r>
+      <w:proofErr w:type="spellEnd"/>
     </w:p>
     <w:tbl>
       <w:tblPr>
@@ -6241,9 +7276,11 @@
             <w:hideMark/>
           </w:tcPr>
           <w:p>
+            <w:proofErr w:type="spellStart"/>
             <w:r>
               <w:t>string</w:t>
             </w:r>
+            <w:proofErr w:type="spellEnd"/>
           </w:p>
         </w:tc>
         <w:tc>
@@ -6294,9 +7331,11 @@
             <w:hideMark/>
           </w:tcPr>
           <w:p>
+            <w:proofErr w:type="spellStart"/>
             <w:r>
               <w:t>string</w:t>
             </w:r>
+            <w:proofErr w:type="spellEnd"/>
           </w:p>
         </w:tc>
         <w:tc>
@@ -6319,7 +7358,15 @@
           </w:tcPr>
           <w:p>
             <w:r>
-              <w:t>Categoria (scanner, drive, etc.).</w:t>
+              <w:t xml:space="preserve">Categoria (scanner, </w:t>
+            </w:r>
+            <w:proofErr w:type="gramStart"/>
+            <w:r>
+              <w:t>drive, etc.</w:t>
+            </w:r>
+            <w:proofErr w:type="gramEnd"/>
+            <w:r>
+              <w:t>).</w:t>
             </w:r>
           </w:p>
         </w:tc>
@@ -6335,21 +7382,25 @@
             <w:hideMark/>
           </w:tcPr>
           <w:p>
+            <w:proofErr w:type="spellStart"/>
             <w:r>
               <w:t>outrasInformacoes</w:t>
             </w:r>
-          </w:p>
-        </w:tc>
-        <w:tc>
-          <w:tcPr>
-            <w:tcW w:w="0" w:type="auto"/>
-            <w:vAlign w:val="center"/>
-            <w:hideMark/>
-          </w:tcPr>
-          <w:p>
+            <w:proofErr w:type="spellEnd"/>
+          </w:p>
+        </w:tc>
+        <w:tc>
+          <w:tcPr>
+            <w:tcW w:w="0" w:type="auto"/>
+            <w:vAlign w:val="center"/>
+            <w:hideMark/>
+          </w:tcPr>
+          <w:p>
+            <w:proofErr w:type="spellStart"/>
             <w:r>
               <w:t>string</w:t>
             </w:r>
+            <w:proofErr w:type="spellEnd"/>
           </w:p>
         </w:tc>
         <w:tc>
@@ -6391,7 +7442,20 @@
       </w:pPr>
       <w:bookmarkStart w:id="19" w:name="_Toc219363605"/>
       <w:r>
-        <w:t>4.11 formato_schema.json — Formato</w:t>
+        <w:t xml:space="preserve">4.11 </w:t>
+      </w:r>
+      <w:proofErr w:type="spellStart"/>
+      <w:r>
+        <w:t>formato_</w:t>
+      </w:r>
+      <w:proofErr w:type="gramStart"/>
+      <w:r>
+        <w:t>schema.json</w:t>
+      </w:r>
+      <w:proofErr w:type="spellEnd"/>
+      <w:proofErr w:type="gramEnd"/>
+      <w:r>
+        <w:t xml:space="preserve"> — Formato</w:t>
       </w:r>
       <w:bookmarkEnd w:id="19"/>
     </w:p>
@@ -6408,9 +7472,11 @@
       </w:r>
     </w:p>
     <w:p>
+      <w:proofErr w:type="spellStart"/>
       <w:r>
         <w:t>formato_schema</w:t>
       </w:r>
+      <w:proofErr w:type="spellEnd"/>
     </w:p>
     <w:tbl>
       <w:tblPr>
@@ -6547,9 +7613,11 @@
             <w:hideMark/>
           </w:tcPr>
           <w:p>
+            <w:proofErr w:type="spellStart"/>
             <w:r>
               <w:t>string</w:t>
             </w:r>
+            <w:proofErr w:type="spellEnd"/>
           </w:p>
         </w:tc>
         <w:tc>
@@ -6588,21 +7656,25 @@
             <w:hideMark/>
           </w:tcPr>
           <w:p>
+            <w:proofErr w:type="spellStart"/>
             <w:r>
               <w:t>versao</w:t>
             </w:r>
-          </w:p>
-        </w:tc>
-        <w:tc>
-          <w:tcPr>
-            <w:tcW w:w="0" w:type="auto"/>
-            <w:vAlign w:val="center"/>
-            <w:hideMark/>
-          </w:tcPr>
-          <w:p>
+            <w:proofErr w:type="spellEnd"/>
+          </w:p>
+        </w:tc>
+        <w:tc>
+          <w:tcPr>
+            <w:tcW w:w="0" w:type="auto"/>
+            <w:vAlign w:val="center"/>
+            <w:hideMark/>
+          </w:tcPr>
+          <w:p>
+            <w:proofErr w:type="spellStart"/>
             <w:r>
               <w:t>string</w:t>
             </w:r>
+            <w:proofErr w:type="spellEnd"/>
           </w:p>
         </w:tc>
         <w:tc>
@@ -6644,7 +7716,20 @@
       </w:pPr>
       <w:bookmarkStart w:id="20" w:name="_Toc219363606"/>
       <w:r>
-        <w:t>4.12 componente_schema.json — Componente</w:t>
+        <w:t xml:space="preserve">4.12 </w:t>
+      </w:r>
+      <w:proofErr w:type="spellStart"/>
+      <w:r>
+        <w:t>componente_</w:t>
+      </w:r>
+      <w:proofErr w:type="gramStart"/>
+      <w:r>
+        <w:t>schema.json</w:t>
+      </w:r>
+      <w:proofErr w:type="spellEnd"/>
+      <w:proofErr w:type="gramEnd"/>
+      <w:r>
+        <w:t xml:space="preserve"> — Componente</w:t>
       </w:r>
       <w:bookmarkEnd w:id="20"/>
     </w:p>
@@ -6807,21 +7892,25 @@
             <w:hideMark/>
           </w:tcPr>
           <w:p>
+            <w:proofErr w:type="spellStart"/>
             <w:r>
               <w:t>earqComponenteId</w:t>
             </w:r>
-          </w:p>
-        </w:tc>
-        <w:tc>
-          <w:tcPr>
-            <w:tcW w:w="0" w:type="auto"/>
-            <w:vAlign w:val="center"/>
-            <w:hideMark/>
-          </w:tcPr>
-          <w:p>
+            <w:proofErr w:type="spellEnd"/>
+          </w:p>
+        </w:tc>
+        <w:tc>
+          <w:tcPr>
+            <w:tcW w:w="0" w:type="auto"/>
+            <w:vAlign w:val="center"/>
+            <w:hideMark/>
+          </w:tcPr>
+          <w:p>
+            <w:proofErr w:type="spellStart"/>
             <w:r>
               <w:t>string</w:t>
             </w:r>
+            <w:proofErr w:type="spellEnd"/>
           </w:p>
         </w:tc>
         <w:tc>
@@ -6868,21 +7957,25 @@
             <w:hideMark/>
           </w:tcPr>
           <w:p>
+            <w:proofErr w:type="spellStart"/>
             <w:r>
               <w:t>earqComponenteNomeOriginal</w:t>
             </w:r>
-          </w:p>
-        </w:tc>
-        <w:tc>
-          <w:tcPr>
-            <w:tcW w:w="0" w:type="auto"/>
-            <w:vAlign w:val="center"/>
-            <w:hideMark/>
-          </w:tcPr>
-          <w:p>
+            <w:proofErr w:type="spellEnd"/>
+          </w:p>
+        </w:tc>
+        <w:tc>
+          <w:tcPr>
+            <w:tcW w:w="0" w:type="auto"/>
+            <w:vAlign w:val="center"/>
+            <w:hideMark/>
+          </w:tcPr>
+          <w:p>
+            <w:proofErr w:type="spellStart"/>
             <w:r>
               <w:t>string</w:t>
             </w:r>
+            <w:proofErr w:type="spellEnd"/>
           </w:p>
         </w:tc>
         <w:tc>
@@ -6929,21 +8022,25 @@
             <w:hideMark/>
           </w:tcPr>
           <w:p>
+            <w:proofErr w:type="spellStart"/>
             <w:r>
               <w:t>earqComponenteTamanho</w:t>
             </w:r>
-          </w:p>
-        </w:tc>
-        <w:tc>
-          <w:tcPr>
-            <w:tcW w:w="0" w:type="auto"/>
-            <w:vAlign w:val="center"/>
-            <w:hideMark/>
-          </w:tcPr>
-          <w:p>
+            <w:proofErr w:type="spellEnd"/>
+          </w:p>
+        </w:tc>
+        <w:tc>
+          <w:tcPr>
+            <w:tcW w:w="0" w:type="auto"/>
+            <w:vAlign w:val="center"/>
+            <w:hideMark/>
+          </w:tcPr>
+          <w:p>
+            <w:proofErr w:type="spellStart"/>
             <w:r>
               <w:t>integer</w:t>
             </w:r>
+            <w:proofErr w:type="spellEnd"/>
           </w:p>
         </w:tc>
         <w:tc>
@@ -6994,20 +8091,27 @@
             <w:hideMark/>
           </w:tcPr>
           <w:p>
+            <w:proofErr w:type="spellStart"/>
             <w:r>
               <w:t>earqComponenteUnidadeMedidaTamanho</w:t>
             </w:r>
-          </w:p>
-        </w:tc>
-        <w:tc>
-          <w:tcPr>
-            <w:tcW w:w="0" w:type="auto"/>
-            <w:vAlign w:val="center"/>
-            <w:hideMark/>
-          </w:tcPr>
-          <w:p>
-            <w:r>
-              <w:t>string (enum)</w:t>
+            <w:proofErr w:type="spellEnd"/>
+          </w:p>
+        </w:tc>
+        <w:tc>
+          <w:tcPr>
+            <w:tcW w:w="0" w:type="auto"/>
+            <w:vAlign w:val="center"/>
+            <w:hideMark/>
+          </w:tcPr>
+          <w:p>
+            <w:proofErr w:type="spellStart"/>
+            <w:r>
+              <w:t>string</w:t>
+            </w:r>
+            <w:proofErr w:type="spellEnd"/>
+            <w:r>
+              <w:t xml:space="preserve"> (enum)</w:t>
             </w:r>
           </w:p>
         </w:tc>
@@ -7059,20 +8163,30 @@
             <w:hideMark/>
           </w:tcPr>
           <w:p>
+            <w:proofErr w:type="spellStart"/>
             <w:r>
               <w:t>earqComponenteSoftwareCriacao</w:t>
             </w:r>
-          </w:p>
-        </w:tc>
-        <w:tc>
-          <w:tcPr>
-            <w:tcW w:w="0" w:type="auto"/>
-            <w:vAlign w:val="center"/>
-            <w:hideMark/>
-          </w:tcPr>
-          <w:p>
-            <w:r>
-              <w:t>Software ($ref)</w:t>
+            <w:proofErr w:type="spellEnd"/>
+          </w:p>
+        </w:tc>
+        <w:tc>
+          <w:tcPr>
+            <w:tcW w:w="0" w:type="auto"/>
+            <w:vAlign w:val="center"/>
+            <w:hideMark/>
+          </w:tcPr>
+          <w:p>
+            <w:r>
+              <w:t>Software ($</w:t>
+            </w:r>
+            <w:proofErr w:type="spellStart"/>
+            <w:r>
+              <w:t>ref</w:t>
+            </w:r>
+            <w:proofErr w:type="spellEnd"/>
+            <w:r>
+              <w:t>)</w:t>
             </w:r>
           </w:p>
         </w:tc>
@@ -7128,9 +8242,11 @@
             <w:hideMark/>
           </w:tcPr>
           <w:p>
+            <w:proofErr w:type="spellStart"/>
             <w:r>
               <w:t>earqComponenteDataCriacao</w:t>
             </w:r>
+            <w:proofErr w:type="spellEnd"/>
           </w:p>
         </w:tc>
         <w:tc>
@@ -7189,20 +8305,27 @@
             <w:hideMark/>
           </w:tcPr>
           <w:p>
+            <w:proofErr w:type="spellStart"/>
             <w:r>
               <w:t>earqComponenteNivelComposicao</w:t>
             </w:r>
-          </w:p>
-        </w:tc>
-        <w:tc>
-          <w:tcPr>
-            <w:tcW w:w="0" w:type="auto"/>
-            <w:vAlign w:val="center"/>
-            <w:hideMark/>
-          </w:tcPr>
-          <w:p>
-            <w:r>
-              <w:t>integer (enum)</w:t>
+            <w:proofErr w:type="spellEnd"/>
+          </w:p>
+        </w:tc>
+        <w:tc>
+          <w:tcPr>
+            <w:tcW w:w="0" w:type="auto"/>
+            <w:vAlign w:val="center"/>
+            <w:hideMark/>
+          </w:tcPr>
+          <w:p>
+            <w:proofErr w:type="spellStart"/>
+            <w:r>
+              <w:t>integer</w:t>
+            </w:r>
+            <w:proofErr w:type="spellEnd"/>
+            <w:r>
+              <w:t xml:space="preserve"> (enum)</w:t>
             </w:r>
           </w:p>
         </w:tc>
@@ -7254,21 +8377,31 @@
             <w:hideMark/>
           </w:tcPr>
           <w:p>
+            <w:proofErr w:type="spellStart"/>
             <w:r>
               <w:lastRenderedPageBreak/>
               <w:t>earqComponenteInibidor</w:t>
             </w:r>
-          </w:p>
-        </w:tc>
-        <w:tc>
-          <w:tcPr>
-            <w:tcW w:w="0" w:type="auto"/>
-            <w:vAlign w:val="center"/>
-            <w:hideMark/>
-          </w:tcPr>
-          <w:p>
-            <w:r>
-              <w:t>Inibidor ($ref)</w:t>
+            <w:proofErr w:type="spellEnd"/>
+          </w:p>
+        </w:tc>
+        <w:tc>
+          <w:tcPr>
+            <w:tcW w:w="0" w:type="auto"/>
+            <w:vAlign w:val="center"/>
+            <w:hideMark/>
+          </w:tcPr>
+          <w:p>
+            <w:r>
+              <w:t>Inibidor ($</w:t>
+            </w:r>
+            <w:proofErr w:type="spellStart"/>
+            <w:r>
+              <w:t>ref</w:t>
+            </w:r>
+            <w:proofErr w:type="spellEnd"/>
+            <w:r>
+              <w:t>)</w:t>
             </w:r>
           </w:p>
         </w:tc>
@@ -7312,20 +8445,30 @@
             <w:hideMark/>
           </w:tcPr>
           <w:p>
+            <w:proofErr w:type="spellStart"/>
             <w:r>
               <w:t>earqComponenteFormato</w:t>
             </w:r>
-          </w:p>
-        </w:tc>
-        <w:tc>
-          <w:tcPr>
-            <w:tcW w:w="0" w:type="auto"/>
-            <w:vAlign w:val="center"/>
-            <w:hideMark/>
-          </w:tcPr>
-          <w:p>
-            <w:r>
-              <w:t>Formato ($ref)</w:t>
+            <w:proofErr w:type="spellEnd"/>
+          </w:p>
+        </w:tc>
+        <w:tc>
+          <w:tcPr>
+            <w:tcW w:w="0" w:type="auto"/>
+            <w:vAlign w:val="center"/>
+            <w:hideMark/>
+          </w:tcPr>
+          <w:p>
+            <w:r>
+              <w:t>Formato ($</w:t>
+            </w:r>
+            <w:proofErr w:type="spellStart"/>
+            <w:r>
+              <w:t>ref</w:t>
+            </w:r>
+            <w:proofErr w:type="spellEnd"/>
+            <w:r>
+              <w:t>)</w:t>
             </w:r>
           </w:p>
         </w:tc>
@@ -7373,20 +8516,30 @@
             <w:hideMark/>
           </w:tcPr>
           <w:p>
+            <w:proofErr w:type="spellStart"/>
             <w:r>
               <w:t>earqComponenteLocalizacao</w:t>
             </w:r>
-          </w:p>
-        </w:tc>
-        <w:tc>
-          <w:tcPr>
-            <w:tcW w:w="0" w:type="auto"/>
-            <w:vAlign w:val="center"/>
-            <w:hideMark/>
-          </w:tcPr>
-          <w:p>
-            <w:r>
-              <w:t>Localização ($ref)</w:t>
+            <w:proofErr w:type="spellEnd"/>
+          </w:p>
+        </w:tc>
+        <w:tc>
+          <w:tcPr>
+            <w:tcW w:w="0" w:type="auto"/>
+            <w:vAlign w:val="center"/>
+            <w:hideMark/>
+          </w:tcPr>
+          <w:p>
+            <w:r>
+              <w:t>Localização ($</w:t>
+            </w:r>
+            <w:proofErr w:type="spellStart"/>
+            <w:r>
+              <w:t>ref</w:t>
+            </w:r>
+            <w:proofErr w:type="spellEnd"/>
+            <w:r>
+              <w:t>)</w:t>
             </w:r>
           </w:p>
         </w:tc>
@@ -7430,20 +8583,27 @@
             <w:hideMark/>
           </w:tcPr>
           <w:p>
+            <w:proofErr w:type="spellStart"/>
             <w:r>
               <w:t>earqComponenteSuporte</w:t>
             </w:r>
-          </w:p>
-        </w:tc>
-        <w:tc>
-          <w:tcPr>
-            <w:tcW w:w="0" w:type="auto"/>
-            <w:vAlign w:val="center"/>
-            <w:hideMark/>
-          </w:tcPr>
-          <w:p>
-            <w:r>
-              <w:t>string (enum)</w:t>
+            <w:proofErr w:type="spellEnd"/>
+          </w:p>
+        </w:tc>
+        <w:tc>
+          <w:tcPr>
+            <w:tcW w:w="0" w:type="auto"/>
+            <w:vAlign w:val="center"/>
+            <w:hideMark/>
+          </w:tcPr>
+          <w:p>
+            <w:proofErr w:type="spellStart"/>
+            <w:r>
+              <w:t>string</w:t>
+            </w:r>
+            <w:proofErr w:type="spellEnd"/>
+            <w:r>
+              <w:t xml:space="preserve"> (enum)</w:t>
             </w:r>
           </w:p>
         </w:tc>
@@ -7467,8 +8627,13 @@
           </w:tcPr>
           <w:p>
             <w:r>
-              <w:t>inclui HD, CD-ROM, DVD, PAPEL, etc.</w:t>
-            </w:r>
+              <w:t xml:space="preserve">inclui HD, CD-ROM, DVD, </w:t>
+            </w:r>
+            <w:proofErr w:type="gramStart"/>
+            <w:r>
+              <w:t>PAPEL, etc.</w:t>
+            </w:r>
+            <w:proofErr w:type="gramEnd"/>
           </w:p>
         </w:tc>
         <w:tc>
@@ -7495,20 +8660,30 @@
             <w:hideMark/>
           </w:tcPr>
           <w:p>
+            <w:proofErr w:type="spellStart"/>
             <w:r>
               <w:t>earqComponenteSoftwareLeitura</w:t>
             </w:r>
-          </w:p>
-        </w:tc>
-        <w:tc>
-          <w:tcPr>
-            <w:tcW w:w="0" w:type="auto"/>
-            <w:vAlign w:val="center"/>
-            <w:hideMark/>
-          </w:tcPr>
-          <w:p>
-            <w:r>
-              <w:t>Software ($ref)</w:t>
+            <w:proofErr w:type="spellEnd"/>
+          </w:p>
+        </w:tc>
+        <w:tc>
+          <w:tcPr>
+            <w:tcW w:w="0" w:type="auto"/>
+            <w:vAlign w:val="center"/>
+            <w:hideMark/>
+          </w:tcPr>
+          <w:p>
+            <w:r>
+              <w:t>Software ($</w:t>
+            </w:r>
+            <w:proofErr w:type="spellStart"/>
+            <w:r>
+              <w:t>ref</w:t>
+            </w:r>
+            <w:proofErr w:type="spellEnd"/>
+            <w:r>
+              <w:t>)</w:t>
             </w:r>
           </w:p>
         </w:tc>
@@ -7552,20 +8727,30 @@
             <w:hideMark/>
           </w:tcPr>
           <w:p>
+            <w:proofErr w:type="spellStart"/>
             <w:r>
               <w:t>earqComponenteHardware</w:t>
             </w:r>
-          </w:p>
-        </w:tc>
-        <w:tc>
-          <w:tcPr>
-            <w:tcW w:w="0" w:type="auto"/>
-            <w:vAlign w:val="center"/>
-            <w:hideMark/>
-          </w:tcPr>
-          <w:p>
-            <w:r>
-              <w:t>Hardware ($ref)</w:t>
+            <w:proofErr w:type="spellEnd"/>
+          </w:p>
+        </w:tc>
+        <w:tc>
+          <w:tcPr>
+            <w:tcW w:w="0" w:type="auto"/>
+            <w:vAlign w:val="center"/>
+            <w:hideMark/>
+          </w:tcPr>
+          <w:p>
+            <w:r>
+              <w:t>Hardware ($</w:t>
+            </w:r>
+            <w:proofErr w:type="spellStart"/>
+            <w:r>
+              <w:t>ref</w:t>
+            </w:r>
+            <w:proofErr w:type="spellEnd"/>
+            <w:r>
+              <w:t>)</w:t>
             </w:r>
           </w:p>
         </w:tc>
@@ -7609,20 +8794,38 @@
             <w:hideMark/>
           </w:tcPr>
           <w:p>
-            <w:r>
-              <w:t>earqComponenteOutrasDependencias[]</w:t>
-            </w:r>
-          </w:p>
-        </w:tc>
-        <w:tc>
-          <w:tcPr>
-            <w:tcW w:w="0" w:type="auto"/>
-            <w:vAlign w:val="center"/>
-            <w:hideMark/>
-          </w:tcPr>
-          <w:p>
-            <w:r>
-              <w:t>Dependência ($ref)</w:t>
+            <w:proofErr w:type="spellStart"/>
+            <w:proofErr w:type="gramStart"/>
+            <w:r>
+              <w:t>earqComponenteOutrasDependencias</w:t>
+            </w:r>
+            <w:proofErr w:type="spellEnd"/>
+            <w:r>
+              <w:t>[</w:t>
+            </w:r>
+            <w:proofErr w:type="gramEnd"/>
+            <w:r>
+              <w:t>]</w:t>
+            </w:r>
+          </w:p>
+        </w:tc>
+        <w:tc>
+          <w:tcPr>
+            <w:tcW w:w="0" w:type="auto"/>
+            <w:vAlign w:val="center"/>
+            <w:hideMark/>
+          </w:tcPr>
+          <w:p>
+            <w:r>
+              <w:t>Dependência ($</w:t>
+            </w:r>
+            <w:proofErr w:type="spellStart"/>
+            <w:r>
+              <w:t>ref</w:t>
+            </w:r>
+            <w:proofErr w:type="spellEnd"/>
+            <w:r>
+              <w:t>)</w:t>
             </w:r>
           </w:p>
         </w:tc>
@@ -7666,20 +8869,38 @@
             <w:hideMark/>
           </w:tcPr>
           <w:p>
-            <w:r>
-              <w:t>earqComponenteRelacionamentos[]</w:t>
-            </w:r>
-          </w:p>
-        </w:tc>
-        <w:tc>
-          <w:tcPr>
-            <w:tcW w:w="0" w:type="auto"/>
-            <w:vAlign w:val="center"/>
-            <w:hideMark/>
-          </w:tcPr>
-          <w:p>
-            <w:r>
-              <w:t>Relacionamento ($ref)</w:t>
+            <w:proofErr w:type="spellStart"/>
+            <w:proofErr w:type="gramStart"/>
+            <w:r>
+              <w:t>earqComponenteRelacionamentos</w:t>
+            </w:r>
+            <w:proofErr w:type="spellEnd"/>
+            <w:r>
+              <w:t>[</w:t>
+            </w:r>
+            <w:proofErr w:type="gramEnd"/>
+            <w:r>
+              <w:t>]</w:t>
+            </w:r>
+          </w:p>
+        </w:tc>
+        <w:tc>
+          <w:tcPr>
+            <w:tcW w:w="0" w:type="auto"/>
+            <w:vAlign w:val="center"/>
+            <w:hideMark/>
+          </w:tcPr>
+          <w:p>
+            <w:r>
+              <w:t>Relacionamento ($</w:t>
+            </w:r>
+            <w:proofErr w:type="spellStart"/>
+            <w:r>
+              <w:t>ref</w:t>
+            </w:r>
+            <w:proofErr w:type="spellEnd"/>
+            <w:r>
+              <w:t>)</w:t>
             </w:r>
           </w:p>
         </w:tc>
@@ -7723,20 +8944,30 @@
             <w:hideMark/>
           </w:tcPr>
           <w:p>
+            <w:proofErr w:type="spellStart"/>
             <w:r>
               <w:t>earqComponenteFixidade</w:t>
             </w:r>
-          </w:p>
-        </w:tc>
-        <w:tc>
-          <w:tcPr>
-            <w:tcW w:w="0" w:type="auto"/>
-            <w:vAlign w:val="center"/>
-            <w:hideMark/>
-          </w:tcPr>
-          <w:p>
-            <w:r>
-              <w:t>Fixidade ($ref)</w:t>
+            <w:proofErr w:type="spellEnd"/>
+          </w:p>
+        </w:tc>
+        <w:tc>
+          <w:tcPr>
+            <w:tcW w:w="0" w:type="auto"/>
+            <w:vAlign w:val="center"/>
+            <w:hideMark/>
+          </w:tcPr>
+          <w:p>
+            <w:r>
+              <w:t>Fixidade ($</w:t>
+            </w:r>
+            <w:proofErr w:type="spellStart"/>
+            <w:r>
+              <w:t>ref</w:t>
+            </w:r>
+            <w:proofErr w:type="spellEnd"/>
+            <w:r>
+              <w:t>)</w:t>
             </w:r>
           </w:p>
         </w:tc>
@@ -7767,8 +8998,13 @@
             <w:hideMark/>
           </w:tcPr>
           <w:p>
-            <w:r>
-              <w:t>Hash do componente.</w:t>
+            <w:proofErr w:type="spellStart"/>
+            <w:r>
+              <w:t>Hash</w:t>
+            </w:r>
+            <w:proofErr w:type="spellEnd"/>
+            <w:r>
+              <w:t xml:space="preserve"> do componente.</w:t>
             </w:r>
           </w:p>
         </w:tc>
@@ -7784,20 +9020,38 @@
             <w:hideMark/>
           </w:tcPr>
           <w:p>
-            <w:r>
-              <w:t>earqComponenteAssinaturas[]</w:t>
-            </w:r>
-          </w:p>
-        </w:tc>
-        <w:tc>
-          <w:tcPr>
-            <w:tcW w:w="0" w:type="auto"/>
-            <w:vAlign w:val="center"/>
-            <w:hideMark/>
-          </w:tcPr>
-          <w:p>
-            <w:r>
-              <w:t>Assinatura ($ref)</w:t>
+            <w:proofErr w:type="spellStart"/>
+            <w:proofErr w:type="gramStart"/>
+            <w:r>
+              <w:t>earqComponenteAssinaturas</w:t>
+            </w:r>
+            <w:proofErr w:type="spellEnd"/>
+            <w:r>
+              <w:t>[</w:t>
+            </w:r>
+            <w:proofErr w:type="gramEnd"/>
+            <w:r>
+              <w:t>]</w:t>
+            </w:r>
+          </w:p>
+        </w:tc>
+        <w:tc>
+          <w:tcPr>
+            <w:tcW w:w="0" w:type="auto"/>
+            <w:vAlign w:val="center"/>
+            <w:hideMark/>
+          </w:tcPr>
+          <w:p>
+            <w:r>
+              <w:t>Assinatura ($</w:t>
+            </w:r>
+            <w:proofErr w:type="spellStart"/>
+            <w:r>
+              <w:t>ref</w:t>
+            </w:r>
+            <w:proofErr w:type="spellEnd"/>
+            <w:r>
+              <w:t>)</w:t>
             </w:r>
           </w:p>
         </w:tc>
@@ -7845,20 +9099,38 @@
             <w:hideMark/>
           </w:tcPr>
           <w:p>
-            <w:r>
-              <w:t>earqEventos[]</w:t>
-            </w:r>
-          </w:p>
-        </w:tc>
-        <w:tc>
-          <w:tcPr>
-            <w:tcW w:w="0" w:type="auto"/>
-            <w:vAlign w:val="center"/>
-            <w:hideMark/>
-          </w:tcPr>
-          <w:p>
-            <w:r>
-              <w:t>Evento ($ref)</w:t>
+            <w:proofErr w:type="spellStart"/>
+            <w:proofErr w:type="gramStart"/>
+            <w:r>
+              <w:t>earqEventos</w:t>
+            </w:r>
+            <w:proofErr w:type="spellEnd"/>
+            <w:r>
+              <w:t>[</w:t>
+            </w:r>
+            <w:proofErr w:type="gramEnd"/>
+            <w:r>
+              <w:t>]</w:t>
+            </w:r>
+          </w:p>
+        </w:tc>
+        <w:tc>
+          <w:tcPr>
+            <w:tcW w:w="0" w:type="auto"/>
+            <w:vAlign w:val="center"/>
+            <w:hideMark/>
+          </w:tcPr>
+          <w:p>
+            <w:r>
+              <w:t>Evento ($</w:t>
+            </w:r>
+            <w:proofErr w:type="spellStart"/>
+            <w:r>
+              <w:t>ref</w:t>
+            </w:r>
+            <w:proofErr w:type="spellEnd"/>
+            <w:r>
+              <w:t>)</w:t>
             </w:r>
           </w:p>
         </w:tc>
@@ -7910,7 +9182,20 @@
       <w:bookmarkStart w:id="21" w:name="_Toc219363607"/>
       <w:r>
         <w:lastRenderedPageBreak/>
-        <w:t>4.13 documento_schema.json — Documento</w:t>
+        <w:t xml:space="preserve">4.13 </w:t>
+      </w:r>
+      <w:proofErr w:type="spellStart"/>
+      <w:r>
+        <w:t>documento_</w:t>
+      </w:r>
+      <w:proofErr w:type="gramStart"/>
+      <w:r>
+        <w:t>schema.json</w:t>
+      </w:r>
+      <w:proofErr w:type="spellEnd"/>
+      <w:proofErr w:type="gramEnd"/>
+      <w:r>
+        <w:t xml:space="preserve"> — Documento</w:t>
       </w:r>
       <w:bookmarkEnd w:id="21"/>
     </w:p>
@@ -8081,32 +9366,44 @@
             <w:hideMark/>
           </w:tcPr>
           <w:p>
+            <w:proofErr w:type="spellStart"/>
             <w:r>
               <w:t>earqDocumentoId</w:t>
             </w:r>
-          </w:p>
-        </w:tc>
-        <w:tc>
-          <w:tcPr>
-            <w:tcW w:w="0" w:type="auto"/>
-            <w:vAlign w:val="center"/>
-            <w:hideMark/>
-          </w:tcPr>
-          <w:p>
+            <w:proofErr w:type="spellEnd"/>
+          </w:p>
+        </w:tc>
+        <w:tc>
+          <w:tcPr>
+            <w:tcW w:w="0" w:type="auto"/>
+            <w:vAlign w:val="center"/>
+            <w:hideMark/>
+          </w:tcPr>
+          <w:p>
+            <w:proofErr w:type="spellStart"/>
             <w:r>
               <w:t>string</w:t>
             </w:r>
-          </w:p>
-        </w:tc>
-        <w:tc>
-          <w:tcPr>
-            <w:tcW w:w="0" w:type="auto"/>
-            <w:vAlign w:val="center"/>
-            <w:hideMark/>
-          </w:tcPr>
-          <w:p>
-            <w:r>
-              <w:t>(Sim, intenção do schema)</w:t>
+            <w:proofErr w:type="spellEnd"/>
+          </w:p>
+        </w:tc>
+        <w:tc>
+          <w:tcPr>
+            <w:tcW w:w="0" w:type="auto"/>
+            <w:vAlign w:val="center"/>
+            <w:hideMark/>
+          </w:tcPr>
+          <w:p>
+            <w:r>
+              <w:t xml:space="preserve">(Sim, intenção do </w:t>
+            </w:r>
+            <w:proofErr w:type="spellStart"/>
+            <w:r>
+              <w:t>schema</w:t>
+            </w:r>
+            <w:proofErr w:type="spellEnd"/>
+            <w:r>
+              <w:t>)</w:t>
             </w:r>
           </w:p>
         </w:tc>
@@ -8135,7 +9432,15 @@
               <w:t>⚠️</w:t>
             </w:r>
             <w:r>
-              <w:t xml:space="preserve"> required usa outro case.</w:t>
+              <w:t xml:space="preserve"> </w:t>
+            </w:r>
+            <w:proofErr w:type="spellStart"/>
+            <w:r>
+              <w:t>required</w:t>
+            </w:r>
+            <w:proofErr w:type="spellEnd"/>
+            <w:r>
+              <w:t xml:space="preserve"> usa outro case.</w:t>
             </w:r>
           </w:p>
         </w:tc>
@@ -8151,21 +9456,25 @@
             <w:hideMark/>
           </w:tcPr>
           <w:p>
+            <w:proofErr w:type="spellStart"/>
             <w:r>
               <w:t>DcTitle</w:t>
             </w:r>
-          </w:p>
-        </w:tc>
-        <w:tc>
-          <w:tcPr>
-            <w:tcW w:w="0" w:type="auto"/>
-            <w:vAlign w:val="center"/>
-            <w:hideMark/>
-          </w:tcPr>
-          <w:p>
+            <w:proofErr w:type="spellEnd"/>
+          </w:p>
+        </w:tc>
+        <w:tc>
+          <w:tcPr>
+            <w:tcW w:w="0" w:type="auto"/>
+            <w:vAlign w:val="center"/>
+            <w:hideMark/>
+          </w:tcPr>
+          <w:p>
+            <w:proofErr w:type="spellStart"/>
             <w:r>
               <w:t>string</w:t>
             </w:r>
+            <w:proofErr w:type="spellEnd"/>
           </w:p>
         </w:tc>
         <w:tc>
@@ -8212,21 +9521,25 @@
             <w:hideMark/>
           </w:tcPr>
           <w:p>
+            <w:proofErr w:type="spellStart"/>
             <w:r>
               <w:t>DcDescription</w:t>
             </w:r>
-          </w:p>
-        </w:tc>
-        <w:tc>
-          <w:tcPr>
-            <w:tcW w:w="0" w:type="auto"/>
-            <w:vAlign w:val="center"/>
-            <w:hideMark/>
-          </w:tcPr>
-          <w:p>
+            <w:proofErr w:type="spellEnd"/>
+          </w:p>
+        </w:tc>
+        <w:tc>
+          <w:tcPr>
+            <w:tcW w:w="0" w:type="auto"/>
+            <w:vAlign w:val="center"/>
+            <w:hideMark/>
+          </w:tcPr>
+          <w:p>
+            <w:proofErr w:type="spellStart"/>
             <w:r>
               <w:t>string</w:t>
             </w:r>
+            <w:proofErr w:type="spellEnd"/>
           </w:p>
         </w:tc>
         <w:tc>
@@ -8273,20 +9586,43 @@
             <w:hideMark/>
           </w:tcPr>
           <w:p>
-            <w:r>
-              <w:t>DcSubject[]</w:t>
-            </w:r>
-          </w:p>
-        </w:tc>
-        <w:tc>
-          <w:tcPr>
-            <w:tcW w:w="0" w:type="auto"/>
-            <w:vAlign w:val="center"/>
-            <w:hideMark/>
-          </w:tcPr>
-          <w:p>
-            <w:r>
-              <w:t>array(string)</w:t>
+            <w:proofErr w:type="spellStart"/>
+            <w:proofErr w:type="gramStart"/>
+            <w:r>
+              <w:t>DcSubject</w:t>
+            </w:r>
+            <w:proofErr w:type="spellEnd"/>
+            <w:r>
+              <w:t>[</w:t>
+            </w:r>
+            <w:proofErr w:type="gramEnd"/>
+            <w:r>
+              <w:t>]</w:t>
+            </w:r>
+          </w:p>
+        </w:tc>
+        <w:tc>
+          <w:tcPr>
+            <w:tcW w:w="0" w:type="auto"/>
+            <w:vAlign w:val="center"/>
+            <w:hideMark/>
+          </w:tcPr>
+          <w:p>
+            <w:proofErr w:type="spellStart"/>
+            <w:r>
+              <w:t>array</w:t>
+            </w:r>
+            <w:proofErr w:type="spellEnd"/>
+            <w:r>
+              <w:t>(</w:t>
+            </w:r>
+            <w:proofErr w:type="spellStart"/>
+            <w:r>
+              <w:t>string</w:t>
+            </w:r>
+            <w:proofErr w:type="spellEnd"/>
+            <w:r>
+              <w:t>)</w:t>
             </w:r>
           </w:p>
         </w:tc>
@@ -8334,20 +9670,46 @@
             <w:hideMark/>
           </w:tcPr>
           <w:p>
-            <w:r>
-              <w:t>dc.relation[]</w:t>
-            </w:r>
-          </w:p>
-        </w:tc>
-        <w:tc>
-          <w:tcPr>
-            <w:tcW w:w="0" w:type="auto"/>
-            <w:vAlign w:val="center"/>
-            <w:hideMark/>
-          </w:tcPr>
-          <w:p>
-            <w:r>
-              <w:t>array(obj)</w:t>
+            <w:proofErr w:type="spellStart"/>
+            <w:r>
+              <w:t>dc.</w:t>
+            </w:r>
+            <w:proofErr w:type="gramStart"/>
+            <w:r>
+              <w:t>relation</w:t>
+            </w:r>
+            <w:proofErr w:type="spellEnd"/>
+            <w:r>
+              <w:t>[</w:t>
+            </w:r>
+            <w:proofErr w:type="gramEnd"/>
+            <w:r>
+              <w:t>]</w:t>
+            </w:r>
+          </w:p>
+        </w:tc>
+        <w:tc>
+          <w:tcPr>
+            <w:tcW w:w="0" w:type="auto"/>
+            <w:vAlign w:val="center"/>
+            <w:hideMark/>
+          </w:tcPr>
+          <w:p>
+            <w:proofErr w:type="spellStart"/>
+            <w:r>
+              <w:t>array</w:t>
+            </w:r>
+            <w:proofErr w:type="spellEnd"/>
+            <w:r>
+              <w:t>(</w:t>
+            </w:r>
+            <w:proofErr w:type="spellStart"/>
+            <w:r>
+              <w:t>obj</w:t>
+            </w:r>
+            <w:proofErr w:type="spellEnd"/>
+            <w:r>
+              <w:t>)</w:t>
             </w:r>
           </w:p>
         </w:tc>
@@ -8379,7 +9741,15 @@
           </w:tcPr>
           <w:p>
             <w:r>
-              <w:t>Relações com outros documentos (mínimo EarqDocumentoId).</w:t>
+              <w:t xml:space="preserve">Relações com outros documentos (mínimo </w:t>
+            </w:r>
+            <w:proofErr w:type="spellStart"/>
+            <w:r>
+              <w:t>EarqDocumentoId</w:t>
+            </w:r>
+            <w:proofErr w:type="spellEnd"/>
+            <w:r>
+              <w:t>).</w:t>
             </w:r>
           </w:p>
         </w:tc>
@@ -8395,9 +9765,16 @@
             <w:hideMark/>
           </w:tcPr>
           <w:p>
-            <w:r>
-              <w:t>dc.date.issued</w:t>
-            </w:r>
+            <w:proofErr w:type="spellStart"/>
+            <w:r>
+              <w:t>dc.</w:t>
+            </w:r>
+            <w:proofErr w:type="gramStart"/>
+            <w:r>
+              <w:t>date.issued</w:t>
+            </w:r>
+            <w:proofErr w:type="spellEnd"/>
+            <w:proofErr w:type="gramEnd"/>
           </w:p>
         </w:tc>
         <w:tc>
@@ -8440,7 +9817,15 @@
           </w:tcPr>
           <w:p>
             <w:r>
-              <w:t>Definida como “data de produção/finalização” (comentário no schema).</w:t>
+              <w:t xml:space="preserve">Definida como “data de produção/finalização” (comentário no </w:t>
+            </w:r>
+            <w:proofErr w:type="spellStart"/>
+            <w:r>
+              <w:t>schema</w:t>
+            </w:r>
+            <w:proofErr w:type="spellEnd"/>
+            <w:r>
+              <w:t>).</w:t>
             </w:r>
           </w:p>
         </w:tc>
@@ -8456,21 +9841,25 @@
             <w:hideMark/>
           </w:tcPr>
           <w:p>
+            <w:proofErr w:type="spellStart"/>
             <w:r>
               <w:t>earqDocumentoNumero</w:t>
             </w:r>
-          </w:p>
-        </w:tc>
-        <w:tc>
-          <w:tcPr>
-            <w:tcW w:w="0" w:type="auto"/>
-            <w:vAlign w:val="center"/>
-            <w:hideMark/>
-          </w:tcPr>
-          <w:p>
+            <w:proofErr w:type="spellEnd"/>
+          </w:p>
+        </w:tc>
+        <w:tc>
+          <w:tcPr>
+            <w:tcW w:w="0" w:type="auto"/>
+            <w:vAlign w:val="center"/>
+            <w:hideMark/>
+          </w:tcPr>
+          <w:p>
+            <w:proofErr w:type="spellStart"/>
             <w:r>
               <w:t>string</w:t>
             </w:r>
+            <w:proofErr w:type="spellEnd"/>
           </w:p>
         </w:tc>
         <w:tc>
@@ -8517,21 +9906,25 @@
             <w:hideMark/>
           </w:tcPr>
           <w:p>
+            <w:proofErr w:type="spellStart"/>
             <w:r>
               <w:t>earqDocumentoProtocolo</w:t>
             </w:r>
-          </w:p>
-        </w:tc>
-        <w:tc>
-          <w:tcPr>
-            <w:tcW w:w="0" w:type="auto"/>
-            <w:vAlign w:val="center"/>
-            <w:hideMark/>
-          </w:tcPr>
-          <w:p>
+            <w:proofErr w:type="spellEnd"/>
+          </w:p>
+        </w:tc>
+        <w:tc>
+          <w:tcPr>
+            <w:tcW w:w="0" w:type="auto"/>
+            <w:vAlign w:val="center"/>
+            <w:hideMark/>
+          </w:tcPr>
+          <w:p>
+            <w:proofErr w:type="spellStart"/>
             <w:r>
               <w:t>string</w:t>
             </w:r>
+            <w:proofErr w:type="spellEnd"/>
           </w:p>
         </w:tc>
         <w:tc>
@@ -8578,22 +9971,26 @@
             <w:hideMark/>
           </w:tcPr>
           <w:p>
+            <w:proofErr w:type="spellStart"/>
             <w:r>
               <w:lastRenderedPageBreak/>
               <w:t>earqProcessoDossieId</w:t>
             </w:r>
-          </w:p>
-        </w:tc>
-        <w:tc>
-          <w:tcPr>
-            <w:tcW w:w="0" w:type="auto"/>
-            <w:vAlign w:val="center"/>
-            <w:hideMark/>
-          </w:tcPr>
-          <w:p>
+            <w:proofErr w:type="spellEnd"/>
+          </w:p>
+        </w:tc>
+        <w:tc>
+          <w:tcPr>
+            <w:tcW w:w="0" w:type="auto"/>
+            <w:vAlign w:val="center"/>
+            <w:hideMark/>
+          </w:tcPr>
+          <w:p>
+            <w:proofErr w:type="spellStart"/>
             <w:r>
               <w:t>string</w:t>
             </w:r>
+            <w:proofErr w:type="spellEnd"/>
           </w:p>
         </w:tc>
         <w:tc>
@@ -8640,21 +10037,25 @@
             <w:hideMark/>
           </w:tcPr>
           <w:p>
+            <w:proofErr w:type="spellStart"/>
             <w:r>
               <w:t>earqVolumeId</w:t>
             </w:r>
-          </w:p>
-        </w:tc>
-        <w:tc>
-          <w:tcPr>
-            <w:tcW w:w="0" w:type="auto"/>
-            <w:vAlign w:val="center"/>
-            <w:hideMark/>
-          </w:tcPr>
-          <w:p>
+            <w:proofErr w:type="spellEnd"/>
+          </w:p>
+        </w:tc>
+        <w:tc>
+          <w:tcPr>
+            <w:tcW w:w="0" w:type="auto"/>
+            <w:vAlign w:val="center"/>
+            <w:hideMark/>
+          </w:tcPr>
+          <w:p>
+            <w:proofErr w:type="spellStart"/>
             <w:r>
               <w:t>string</w:t>
             </w:r>
+            <w:proofErr w:type="spellEnd"/>
           </w:p>
         </w:tc>
         <w:tc>
@@ -8701,20 +10102,27 @@
             <w:hideMark/>
           </w:tcPr>
           <w:p>
+            <w:proofErr w:type="spellStart"/>
             <w:r>
               <w:t>earqDocumentoMeio</w:t>
             </w:r>
-          </w:p>
-        </w:tc>
-        <w:tc>
-          <w:tcPr>
-            <w:tcW w:w="0" w:type="auto"/>
-            <w:vAlign w:val="center"/>
-            <w:hideMark/>
-          </w:tcPr>
-          <w:p>
-            <w:r>
-              <w:t>string (enum)</w:t>
+            <w:proofErr w:type="spellEnd"/>
+          </w:p>
+        </w:tc>
+        <w:tc>
+          <w:tcPr>
+            <w:tcW w:w="0" w:type="auto"/>
+            <w:vAlign w:val="center"/>
+            <w:hideMark/>
+          </w:tcPr>
+          <w:p>
+            <w:proofErr w:type="spellStart"/>
+            <w:r>
+              <w:t>string</w:t>
+            </w:r>
+            <w:proofErr w:type="spellEnd"/>
+            <w:r>
+              <w:t xml:space="preserve"> (enum)</w:t>
             </w:r>
           </w:p>
         </w:tc>
@@ -8766,20 +10174,27 @@
             <w:hideMark/>
           </w:tcPr>
           <w:p>
+            <w:proofErr w:type="spellStart"/>
             <w:r>
               <w:t>earqDocumentoStatus</w:t>
             </w:r>
-          </w:p>
-        </w:tc>
-        <w:tc>
-          <w:tcPr>
-            <w:tcW w:w="0" w:type="auto"/>
-            <w:vAlign w:val="center"/>
-            <w:hideMark/>
-          </w:tcPr>
-          <w:p>
-            <w:r>
-              <w:t>string (enum)</w:t>
+            <w:proofErr w:type="spellEnd"/>
+          </w:p>
+        </w:tc>
+        <w:tc>
+          <w:tcPr>
+            <w:tcW w:w="0" w:type="auto"/>
+            <w:vAlign w:val="center"/>
+            <w:hideMark/>
+          </w:tcPr>
+          <w:p>
+            <w:proofErr w:type="spellStart"/>
+            <w:r>
+              <w:t>string</w:t>
+            </w:r>
+            <w:proofErr w:type="spellEnd"/>
+            <w:r>
+              <w:t xml:space="preserve"> (enum)</w:t>
             </w:r>
           </w:p>
         </w:tc>
@@ -8831,21 +10246,25 @@
             <w:hideMark/>
           </w:tcPr>
           <w:p>
+            <w:proofErr w:type="spellStart"/>
             <w:r>
               <w:t>earqDocumentoVersao</w:t>
             </w:r>
-          </w:p>
-        </w:tc>
-        <w:tc>
-          <w:tcPr>
-            <w:tcW w:w="0" w:type="auto"/>
-            <w:vAlign w:val="center"/>
-            <w:hideMark/>
-          </w:tcPr>
-          <w:p>
+            <w:proofErr w:type="spellEnd"/>
+          </w:p>
+        </w:tc>
+        <w:tc>
+          <w:tcPr>
+            <w:tcW w:w="0" w:type="auto"/>
+            <w:vAlign w:val="center"/>
+            <w:hideMark/>
+          </w:tcPr>
+          <w:p>
+            <w:proofErr w:type="spellStart"/>
             <w:r>
               <w:t>integer</w:t>
             </w:r>
+            <w:proofErr w:type="spellEnd"/>
           </w:p>
         </w:tc>
         <w:tc>
@@ -8896,20 +10315,30 @@
             <w:hideMark/>
           </w:tcPr>
           <w:p>
+            <w:proofErr w:type="spellStart"/>
             <w:r>
               <w:t>earqDocumentoAutor</w:t>
             </w:r>
-          </w:p>
-        </w:tc>
-        <w:tc>
-          <w:tcPr>
-            <w:tcW w:w="0" w:type="auto"/>
-            <w:vAlign w:val="center"/>
-            <w:hideMark/>
-          </w:tcPr>
-          <w:p>
-            <w:r>
-              <w:t>Agente ($ref)</w:t>
+            <w:proofErr w:type="spellEnd"/>
+          </w:p>
+        </w:tc>
+        <w:tc>
+          <w:tcPr>
+            <w:tcW w:w="0" w:type="auto"/>
+            <w:vAlign w:val="center"/>
+            <w:hideMark/>
+          </w:tcPr>
+          <w:p>
+            <w:r>
+              <w:t>Agente ($</w:t>
+            </w:r>
+            <w:proofErr w:type="spellStart"/>
+            <w:r>
+              <w:t>ref</w:t>
+            </w:r>
+            <w:proofErr w:type="spellEnd"/>
+            <w:r>
+              <w:t>)</w:t>
             </w:r>
           </w:p>
         </w:tc>
@@ -8957,20 +10386,30 @@
             <w:hideMark/>
           </w:tcPr>
           <w:p>
+            <w:proofErr w:type="spellStart"/>
             <w:r>
               <w:t>earqDocumentoDestinatario</w:t>
             </w:r>
-          </w:p>
-        </w:tc>
-        <w:tc>
-          <w:tcPr>
-            <w:tcW w:w="0" w:type="auto"/>
-            <w:vAlign w:val="center"/>
-            <w:hideMark/>
-          </w:tcPr>
-          <w:p>
-            <w:r>
-              <w:t>Agente ($ref)</w:t>
+            <w:proofErr w:type="spellEnd"/>
+          </w:p>
+        </w:tc>
+        <w:tc>
+          <w:tcPr>
+            <w:tcW w:w="0" w:type="auto"/>
+            <w:vAlign w:val="center"/>
+            <w:hideMark/>
+          </w:tcPr>
+          <w:p>
+            <w:r>
+              <w:t>Agente ($</w:t>
+            </w:r>
+            <w:proofErr w:type="spellStart"/>
+            <w:r>
+              <w:t>ref</w:t>
+            </w:r>
+            <w:proofErr w:type="spellEnd"/>
+            <w:r>
+              <w:t>)</w:t>
             </w:r>
           </w:p>
         </w:tc>
@@ -9018,20 +10457,30 @@
             <w:hideMark/>
           </w:tcPr>
           <w:p>
+            <w:proofErr w:type="spellStart"/>
             <w:r>
               <w:t>earqDocumentoOriginador</w:t>
             </w:r>
-          </w:p>
-        </w:tc>
-        <w:tc>
-          <w:tcPr>
-            <w:tcW w:w="0" w:type="auto"/>
-            <w:vAlign w:val="center"/>
-            <w:hideMark/>
-          </w:tcPr>
-          <w:p>
-            <w:r>
-              <w:t>Agente ($ref)</w:t>
+            <w:proofErr w:type="spellEnd"/>
+          </w:p>
+        </w:tc>
+        <w:tc>
+          <w:tcPr>
+            <w:tcW w:w="0" w:type="auto"/>
+            <w:vAlign w:val="center"/>
+            <w:hideMark/>
+          </w:tcPr>
+          <w:p>
+            <w:r>
+              <w:t>Agente ($</w:t>
+            </w:r>
+            <w:proofErr w:type="spellStart"/>
+            <w:r>
+              <w:t>ref</w:t>
+            </w:r>
+            <w:proofErr w:type="spellEnd"/>
+            <w:r>
+              <w:t>)</w:t>
             </w:r>
           </w:p>
         </w:tc>
@@ -9079,20 +10528,30 @@
             <w:hideMark/>
           </w:tcPr>
           <w:p>
+            <w:proofErr w:type="spellStart"/>
             <w:r>
               <w:t>earqDocumentoRedator</w:t>
             </w:r>
-          </w:p>
-        </w:tc>
-        <w:tc>
-          <w:tcPr>
-            <w:tcW w:w="0" w:type="auto"/>
-            <w:vAlign w:val="center"/>
-            <w:hideMark/>
-          </w:tcPr>
-          <w:p>
-            <w:r>
-              <w:t>Agente ($ref)</w:t>
+            <w:proofErr w:type="spellEnd"/>
+          </w:p>
+        </w:tc>
+        <w:tc>
+          <w:tcPr>
+            <w:tcW w:w="0" w:type="auto"/>
+            <w:vAlign w:val="center"/>
+            <w:hideMark/>
+          </w:tcPr>
+          <w:p>
+            <w:r>
+              <w:t>Agente ($</w:t>
+            </w:r>
+            <w:proofErr w:type="spellStart"/>
+            <w:r>
+              <w:t>ref</w:t>
+            </w:r>
+            <w:proofErr w:type="spellEnd"/>
+            <w:r>
+              <w:t>)</w:t>
             </w:r>
           </w:p>
         </w:tc>
@@ -9140,20 +10599,30 @@
             <w:hideMark/>
           </w:tcPr>
           <w:p>
+            <w:proofErr w:type="spellStart"/>
             <w:r>
               <w:t>earqDocumentoInteressado</w:t>
             </w:r>
-          </w:p>
-        </w:tc>
-        <w:tc>
-          <w:tcPr>
-            <w:tcW w:w="0" w:type="auto"/>
-            <w:vAlign w:val="center"/>
-            <w:hideMark/>
-          </w:tcPr>
-          <w:p>
-            <w:r>
-              <w:t>Agente ($ref)</w:t>
+            <w:proofErr w:type="spellEnd"/>
+          </w:p>
+        </w:tc>
+        <w:tc>
+          <w:tcPr>
+            <w:tcW w:w="0" w:type="auto"/>
+            <w:vAlign w:val="center"/>
+            <w:hideMark/>
+          </w:tcPr>
+          <w:p>
+            <w:r>
+              <w:t>Agente ($</w:t>
+            </w:r>
+            <w:proofErr w:type="spellStart"/>
+            <w:r>
+              <w:t>ref</w:t>
+            </w:r>
+            <w:proofErr w:type="spellEnd"/>
+            <w:r>
+              <w:t>)</w:t>
             </w:r>
           </w:p>
         </w:tc>
@@ -9201,20 +10670,27 @@
             <w:hideMark/>
           </w:tcPr>
           <w:p>
+            <w:proofErr w:type="spellStart"/>
             <w:r>
               <w:t>earqDocumentoGenero</w:t>
             </w:r>
-          </w:p>
-        </w:tc>
-        <w:tc>
-          <w:tcPr>
-            <w:tcW w:w="0" w:type="auto"/>
-            <w:vAlign w:val="center"/>
-            <w:hideMark/>
-          </w:tcPr>
-          <w:p>
-            <w:r>
-              <w:t>string (enum)</w:t>
+            <w:proofErr w:type="spellEnd"/>
+          </w:p>
+        </w:tc>
+        <w:tc>
+          <w:tcPr>
+            <w:tcW w:w="0" w:type="auto"/>
+            <w:vAlign w:val="center"/>
+            <w:hideMark/>
+          </w:tcPr>
+          <w:p>
+            <w:proofErr w:type="spellStart"/>
+            <w:r>
+              <w:t>string</w:t>
+            </w:r>
+            <w:proofErr w:type="spellEnd"/>
+            <w:r>
+              <w:t xml:space="preserve"> (enum)</w:t>
             </w:r>
           </w:p>
         </w:tc>
@@ -9266,21 +10742,25 @@
             <w:hideMark/>
           </w:tcPr>
           <w:p>
+            <w:proofErr w:type="spellStart"/>
             <w:r>
               <w:t>earqDocumentoEspecie</w:t>
             </w:r>
-          </w:p>
-        </w:tc>
-        <w:tc>
-          <w:tcPr>
-            <w:tcW w:w="0" w:type="auto"/>
-            <w:vAlign w:val="center"/>
-            <w:hideMark/>
-          </w:tcPr>
-          <w:p>
+            <w:proofErr w:type="spellEnd"/>
+          </w:p>
+        </w:tc>
+        <w:tc>
+          <w:tcPr>
+            <w:tcW w:w="0" w:type="auto"/>
+            <w:vAlign w:val="center"/>
+            <w:hideMark/>
+          </w:tcPr>
+          <w:p>
+            <w:proofErr w:type="spellStart"/>
             <w:r>
               <w:t>string</w:t>
             </w:r>
+            <w:proofErr w:type="spellEnd"/>
           </w:p>
         </w:tc>
         <w:tc>
@@ -9327,21 +10807,25 @@
             <w:hideMark/>
           </w:tcPr>
           <w:p>
+            <w:proofErr w:type="spellStart"/>
             <w:r>
               <w:t>earqDocumentoTipo</w:t>
             </w:r>
-          </w:p>
-        </w:tc>
-        <w:tc>
-          <w:tcPr>
-            <w:tcW w:w="0" w:type="auto"/>
-            <w:vAlign w:val="center"/>
-            <w:hideMark/>
-          </w:tcPr>
-          <w:p>
+            <w:proofErr w:type="spellEnd"/>
+          </w:p>
+        </w:tc>
+        <w:tc>
+          <w:tcPr>
+            <w:tcW w:w="0" w:type="auto"/>
+            <w:vAlign w:val="center"/>
+            <w:hideMark/>
+          </w:tcPr>
+          <w:p>
+            <w:proofErr w:type="spellStart"/>
             <w:r>
               <w:t>string</w:t>
             </w:r>
+            <w:proofErr w:type="spellEnd"/>
           </w:p>
         </w:tc>
         <w:tc>
@@ -9388,20 +10872,35 @@
             <w:hideMark/>
           </w:tcPr>
           <w:p>
+            <w:proofErr w:type="spellStart"/>
             <w:r>
               <w:t>dc.language</w:t>
             </w:r>
-          </w:p>
-        </w:tc>
-        <w:tc>
-          <w:tcPr>
-            <w:tcW w:w="0" w:type="auto"/>
-            <w:vAlign w:val="center"/>
-            <w:hideMark/>
-          </w:tcPr>
-          <w:p>
-            <w:r>
-              <w:t>string (pattern)</w:t>
+            <w:proofErr w:type="spellEnd"/>
+          </w:p>
+        </w:tc>
+        <w:tc>
+          <w:tcPr>
+            <w:tcW w:w="0" w:type="auto"/>
+            <w:vAlign w:val="center"/>
+            <w:hideMark/>
+          </w:tcPr>
+          <w:p>
+            <w:proofErr w:type="spellStart"/>
+            <w:r>
+              <w:t>string</w:t>
+            </w:r>
+            <w:proofErr w:type="spellEnd"/>
+            <w:r>
+              <w:t xml:space="preserve"> (</w:t>
+            </w:r>
+            <w:proofErr w:type="spellStart"/>
+            <w:r>
+              <w:t>pattern</w:t>
+            </w:r>
+            <w:proofErr w:type="spellEnd"/>
+            <w:r>
+              <w:t>)</w:t>
             </w:r>
           </w:p>
         </w:tc>
@@ -9425,8 +10924,21 @@
           </w:tcPr>
           <w:p>
             <w:r>
-              <w:t>^[a-z]{3}$</w:t>
-            </w:r>
+              <w:t>^[</w:t>
+            </w:r>
+            <w:proofErr w:type="spellStart"/>
+            <w:r>
+              <w:t>a-z</w:t>
+            </w:r>
+            <w:proofErr w:type="spellEnd"/>
+            <w:r>
+              <w:t>]{</w:t>
+            </w:r>
+            <w:proofErr w:type="gramStart"/>
+            <w:r>
+              <w:t>3}$</w:t>
+            </w:r>
+            <w:proofErr w:type="gramEnd"/>
           </w:p>
         </w:tc>
         <w:tc>
@@ -9453,21 +10965,25 @@
             <w:hideMark/>
           </w:tcPr>
           <w:p>
+            <w:proofErr w:type="spellStart"/>
             <w:r>
               <w:t>earqDocumentoQtFolha</w:t>
             </w:r>
-          </w:p>
-        </w:tc>
-        <w:tc>
-          <w:tcPr>
-            <w:tcW w:w="0" w:type="auto"/>
-            <w:vAlign w:val="center"/>
-            <w:hideMark/>
-          </w:tcPr>
-          <w:p>
+            <w:proofErr w:type="spellEnd"/>
+          </w:p>
+        </w:tc>
+        <w:tc>
+          <w:tcPr>
+            <w:tcW w:w="0" w:type="auto"/>
+            <w:vAlign w:val="center"/>
+            <w:hideMark/>
+          </w:tcPr>
+          <w:p>
+            <w:proofErr w:type="spellStart"/>
             <w:r>
               <w:t>integer</w:t>
             </w:r>
+            <w:proofErr w:type="spellEnd"/>
           </w:p>
         </w:tc>
         <w:tc>
@@ -9518,22 +11034,26 @@
             <w:hideMark/>
           </w:tcPr>
           <w:p>
+            <w:proofErr w:type="spellStart"/>
             <w:r>
               <w:lastRenderedPageBreak/>
               <w:t>earqDocumentoSequencia</w:t>
             </w:r>
-          </w:p>
-        </w:tc>
-        <w:tc>
-          <w:tcPr>
-            <w:tcW w:w="0" w:type="auto"/>
-            <w:vAlign w:val="center"/>
-            <w:hideMark/>
-          </w:tcPr>
-          <w:p>
+            <w:proofErr w:type="spellEnd"/>
+          </w:p>
+        </w:tc>
+        <w:tc>
+          <w:tcPr>
+            <w:tcW w:w="0" w:type="auto"/>
+            <w:vAlign w:val="center"/>
+            <w:hideMark/>
+          </w:tcPr>
+          <w:p>
+            <w:proofErr w:type="spellStart"/>
             <w:r>
               <w:t>string</w:t>
             </w:r>
+            <w:proofErr w:type="spellEnd"/>
           </w:p>
         </w:tc>
         <w:tc>
@@ -9580,21 +11100,25 @@
             <w:hideMark/>
           </w:tcPr>
           <w:p>
+            <w:proofErr w:type="spellStart"/>
             <w:r>
               <w:t>earqDocumentoAnexo</w:t>
             </w:r>
-          </w:p>
-        </w:tc>
-        <w:tc>
-          <w:tcPr>
-            <w:tcW w:w="0" w:type="auto"/>
-            <w:vAlign w:val="center"/>
-            <w:hideMark/>
-          </w:tcPr>
-          <w:p>
+            <w:proofErr w:type="spellEnd"/>
+          </w:p>
+        </w:tc>
+        <w:tc>
+          <w:tcPr>
+            <w:tcW w:w="0" w:type="auto"/>
+            <w:vAlign w:val="center"/>
+            <w:hideMark/>
+          </w:tcPr>
+          <w:p>
+            <w:proofErr w:type="spellStart"/>
             <w:r>
               <w:t>boolean</w:t>
             </w:r>
+            <w:proofErr w:type="spellEnd"/>
           </w:p>
         </w:tc>
         <w:tc>
@@ -9641,9 +11165,11 @@
             <w:hideMark/>
           </w:tcPr>
           <w:p>
+            <w:proofErr w:type="spellStart"/>
             <w:r>
               <w:t>earqDocumentoPrevisaoDesclassificacao</w:t>
             </w:r>
+            <w:proofErr w:type="spellEnd"/>
           </w:p>
         </w:tc>
         <w:tc>
@@ -9702,21 +11228,25 @@
             <w:hideMark/>
           </w:tcPr>
           <w:p>
+            <w:proofErr w:type="spellStart"/>
             <w:r>
               <w:t>earqClasseId</w:t>
             </w:r>
-          </w:p>
-        </w:tc>
-        <w:tc>
-          <w:tcPr>
-            <w:tcW w:w="0" w:type="auto"/>
-            <w:vAlign w:val="center"/>
-            <w:hideMark/>
-          </w:tcPr>
-          <w:p>
+            <w:proofErr w:type="spellEnd"/>
+          </w:p>
+        </w:tc>
+        <w:tc>
+          <w:tcPr>
+            <w:tcW w:w="0" w:type="auto"/>
+            <w:vAlign w:val="center"/>
+            <w:hideMark/>
+          </w:tcPr>
+          <w:p>
+            <w:proofErr w:type="spellStart"/>
             <w:r>
               <w:t>object</w:t>
             </w:r>
+            <w:proofErr w:type="spellEnd"/>
           </w:p>
         </w:tc>
         <w:tc>
@@ -9738,8 +11268,13 @@
             <w:hideMark/>
           </w:tcPr>
           <w:p>
-            <w:r>
-              <w:t>codigo obrigatório</w:t>
+            <w:proofErr w:type="spellStart"/>
+            <w:r>
+              <w:t>codigo</w:t>
+            </w:r>
+            <w:proofErr w:type="spellEnd"/>
+            <w:r>
+              <w:t xml:space="preserve"> obrigatório</w:t>
             </w:r>
           </w:p>
         </w:tc>
@@ -9767,20 +11302,27 @@
             <w:hideMark/>
           </w:tcPr>
           <w:p>
+            <w:proofErr w:type="spellStart"/>
             <w:r>
               <w:t>earqDocumentoDestinacao</w:t>
             </w:r>
-          </w:p>
-        </w:tc>
-        <w:tc>
-          <w:tcPr>
-            <w:tcW w:w="0" w:type="auto"/>
-            <w:vAlign w:val="center"/>
-            <w:hideMark/>
-          </w:tcPr>
-          <w:p>
-            <w:r>
-              <w:t>string (enum)</w:t>
+            <w:proofErr w:type="spellEnd"/>
+          </w:p>
+        </w:tc>
+        <w:tc>
+          <w:tcPr>
+            <w:tcW w:w="0" w:type="auto"/>
+            <w:vAlign w:val="center"/>
+            <w:hideMark/>
+          </w:tcPr>
+          <w:p>
+            <w:proofErr w:type="spellStart"/>
+            <w:r>
+              <w:t>string</w:t>
+            </w:r>
+            <w:proofErr w:type="spellEnd"/>
+            <w:r>
+              <w:t xml:space="preserve"> (enum)</w:t>
             </w:r>
           </w:p>
         </w:tc>
@@ -9832,9 +11374,11 @@
             <w:hideMark/>
           </w:tcPr>
           <w:p>
+            <w:proofErr w:type="spellStart"/>
             <w:r>
               <w:t>earqDocumentoPrazoDeGuarda</w:t>
             </w:r>
+            <w:proofErr w:type="spellEnd"/>
           </w:p>
         </w:tc>
         <w:tc>
@@ -9893,21 +11437,25 @@
             <w:hideMark/>
           </w:tcPr>
           <w:p>
+            <w:proofErr w:type="spellStart"/>
             <w:r>
               <w:t>earqDocumentoLocalizacao</w:t>
             </w:r>
-          </w:p>
-        </w:tc>
-        <w:tc>
-          <w:tcPr>
-            <w:tcW w:w="0" w:type="auto"/>
-            <w:vAlign w:val="center"/>
-            <w:hideMark/>
-          </w:tcPr>
-          <w:p>
+            <w:proofErr w:type="spellEnd"/>
+          </w:p>
+        </w:tc>
+        <w:tc>
+          <w:tcPr>
+            <w:tcW w:w="0" w:type="auto"/>
+            <w:vAlign w:val="center"/>
+            <w:hideMark/>
+          </w:tcPr>
+          <w:p>
+            <w:proofErr w:type="spellStart"/>
             <w:r>
               <w:t>object</w:t>
             </w:r>
+            <w:proofErr w:type="spellEnd"/>
           </w:p>
         </w:tc>
         <w:tc>
@@ -9938,7 +11486,15 @@
           </w:tcPr>
           <w:p>
             <w:r>
-              <w:t>Localização física administrativa (endereço/sigla/obs).</w:t>
+              <w:t>Localização física administrativa (endereço/sigla/</w:t>
+            </w:r>
+            <w:proofErr w:type="spellStart"/>
+            <w:r>
+              <w:t>obs</w:t>
+            </w:r>
+            <w:proofErr w:type="spellEnd"/>
+            <w:r>
+              <w:t>).</w:t>
             </w:r>
           </w:p>
         </w:tc>
@@ -9954,20 +11510,27 @@
             <w:hideMark/>
           </w:tcPr>
           <w:p>
+            <w:proofErr w:type="spellStart"/>
             <w:r>
               <w:t>earqNivelDeAcessoId</w:t>
             </w:r>
-          </w:p>
-        </w:tc>
-        <w:tc>
-          <w:tcPr>
-            <w:tcW w:w="0" w:type="auto"/>
-            <w:vAlign w:val="center"/>
-            <w:hideMark/>
-          </w:tcPr>
-          <w:p>
-            <w:r>
-              <w:t>string (enum)</w:t>
+            <w:proofErr w:type="spellEnd"/>
+          </w:p>
+        </w:tc>
+        <w:tc>
+          <w:tcPr>
+            <w:tcW w:w="0" w:type="auto"/>
+            <w:vAlign w:val="center"/>
+            <w:hideMark/>
+          </w:tcPr>
+          <w:p>
+            <w:proofErr w:type="spellStart"/>
+            <w:r>
+              <w:t>string</w:t>
+            </w:r>
+            <w:proofErr w:type="spellEnd"/>
+            <w:r>
+              <w:t xml:space="preserve"> (enum)</w:t>
             </w:r>
           </w:p>
         </w:tc>
@@ -10019,21 +11582,25 @@
             <w:hideMark/>
           </w:tcPr>
           <w:p>
+            <w:proofErr w:type="spellStart"/>
             <w:r>
               <w:t>earqDocumentoIndicacaoAnotacao</w:t>
             </w:r>
-          </w:p>
-        </w:tc>
-        <w:tc>
-          <w:tcPr>
-            <w:tcW w:w="0" w:type="auto"/>
-            <w:vAlign w:val="center"/>
-            <w:hideMark/>
-          </w:tcPr>
-          <w:p>
+            <w:proofErr w:type="spellEnd"/>
+          </w:p>
+        </w:tc>
+        <w:tc>
+          <w:tcPr>
+            <w:tcW w:w="0" w:type="auto"/>
+            <w:vAlign w:val="center"/>
+            <w:hideMark/>
+          </w:tcPr>
+          <w:p>
+            <w:proofErr w:type="spellStart"/>
             <w:r>
               <w:t>boolean</w:t>
             </w:r>
+            <w:proofErr w:type="spellEnd"/>
           </w:p>
         </w:tc>
         <w:tc>
@@ -10080,21 +11647,25 @@
             <w:hideMark/>
           </w:tcPr>
           <w:p>
+            <w:proofErr w:type="spellStart"/>
             <w:r>
               <w:t>earqDocumentoSetorExecucao</w:t>
             </w:r>
-          </w:p>
-        </w:tc>
-        <w:tc>
-          <w:tcPr>
-            <w:tcW w:w="0" w:type="auto"/>
-            <w:vAlign w:val="center"/>
-            <w:hideMark/>
-          </w:tcPr>
-          <w:p>
+            <w:proofErr w:type="spellEnd"/>
+          </w:p>
+        </w:tc>
+        <w:tc>
+          <w:tcPr>
+            <w:tcW w:w="0" w:type="auto"/>
+            <w:vAlign w:val="center"/>
+            <w:hideMark/>
+          </w:tcPr>
+          <w:p>
+            <w:proofErr w:type="spellStart"/>
             <w:r>
               <w:t>string</w:t>
             </w:r>
+            <w:proofErr w:type="spellEnd"/>
           </w:p>
         </w:tc>
         <w:tc>
@@ -10141,20 +11712,40 @@
             <w:hideMark/>
           </w:tcPr>
           <w:p>
-            <w:r>
-              <w:t>earqComponentes[]</w:t>
-            </w:r>
-          </w:p>
-        </w:tc>
-        <w:tc>
-          <w:tcPr>
-            <w:tcW w:w="0" w:type="auto"/>
-            <w:vAlign w:val="center"/>
-            <w:hideMark/>
-          </w:tcPr>
-          <w:p>
-            <w:r>
-              <w:t>array(Componente)</w:t>
+            <w:proofErr w:type="spellStart"/>
+            <w:proofErr w:type="gramStart"/>
+            <w:r>
+              <w:t>earqComponentes</w:t>
+            </w:r>
+            <w:proofErr w:type="spellEnd"/>
+            <w:r>
+              <w:t>[</w:t>
+            </w:r>
+            <w:proofErr w:type="gramEnd"/>
+            <w:r>
+              <w:t>]</w:t>
+            </w:r>
+          </w:p>
+        </w:tc>
+        <w:tc>
+          <w:tcPr>
+            <w:tcW w:w="0" w:type="auto"/>
+            <w:vAlign w:val="center"/>
+            <w:hideMark/>
+          </w:tcPr>
+          <w:p>
+            <w:proofErr w:type="spellStart"/>
+            <w:proofErr w:type="gramStart"/>
+            <w:r>
+              <w:t>array</w:t>
+            </w:r>
+            <w:proofErr w:type="spellEnd"/>
+            <w:r>
+              <w:t>(</w:t>
+            </w:r>
+            <w:proofErr w:type="gramEnd"/>
+            <w:r>
+              <w:t>Componente)</w:t>
             </w:r>
           </w:p>
         </w:tc>
@@ -10202,20 +11793,40 @@
             <w:hideMark/>
           </w:tcPr>
           <w:p>
-            <w:r>
-              <w:t>earqEventos[]</w:t>
-            </w:r>
-          </w:p>
-        </w:tc>
-        <w:tc>
-          <w:tcPr>
-            <w:tcW w:w="0" w:type="auto"/>
-            <w:vAlign w:val="center"/>
-            <w:hideMark/>
-          </w:tcPr>
-          <w:p>
-            <w:r>
-              <w:t>array(Evento)</w:t>
+            <w:proofErr w:type="spellStart"/>
+            <w:proofErr w:type="gramStart"/>
+            <w:r>
+              <w:t>earqEventos</w:t>
+            </w:r>
+            <w:proofErr w:type="spellEnd"/>
+            <w:r>
+              <w:t>[</w:t>
+            </w:r>
+            <w:proofErr w:type="gramEnd"/>
+            <w:r>
+              <w:t>]</w:t>
+            </w:r>
+          </w:p>
+        </w:tc>
+        <w:tc>
+          <w:tcPr>
+            <w:tcW w:w="0" w:type="auto"/>
+            <w:vAlign w:val="center"/>
+            <w:hideMark/>
+          </w:tcPr>
+          <w:p>
+            <w:proofErr w:type="spellStart"/>
+            <w:proofErr w:type="gramStart"/>
+            <w:r>
+              <w:t>array</w:t>
+            </w:r>
+            <w:proofErr w:type="spellEnd"/>
+            <w:r>
+              <w:t>(</w:t>
+            </w:r>
+            <w:proofErr w:type="gramEnd"/>
+            <w:r>
+              <w:t>Evento)</w:t>
             </w:r>
           </w:p>
         </w:tc>
@@ -10272,7 +11883,31 @@
         <w:t>Atenção (validação):</w:t>
       </w:r>
       <w:r>
-        <w:t xml:space="preserve"> alinhar required com os nomes de properties (há divergências de case e também campos requeridos que não aparecem com o mesmo nome). </w:t>
+        <w:t xml:space="preserve"> alinhar </w:t>
+      </w:r>
+      <w:proofErr w:type="spellStart"/>
+      <w:r>
+        <w:t>required</w:t>
+      </w:r>
+      <w:proofErr w:type="spellEnd"/>
+      <w:r>
+        <w:t xml:space="preserve"> com os nomes de </w:t>
+      </w:r>
+      <w:proofErr w:type="spellStart"/>
+      <w:r>
+        <w:t>properties</w:t>
+      </w:r>
+      <w:proofErr w:type="spellEnd"/>
+      <w:r>
+        <w:t xml:space="preserve"> (há divergências de case </w:t>
+      </w:r>
+      <w:proofErr w:type="gramStart"/>
+      <w:r>
+        <w:t>e também</w:t>
+      </w:r>
+      <w:proofErr w:type="gramEnd"/>
+      <w:r>
+        <w:t xml:space="preserve"> campos requeridos que não aparecem com o mesmo nome). </w:t>
       </w:r>
     </w:p>
     <w:p>
@@ -10302,17 +11937,27 @@
           <w:color w:val="EE0000"/>
         </w:rPr>
       </w:pPr>
+      <w:proofErr w:type="spellStart"/>
+      <w:proofErr w:type="gramStart"/>
       <w:r>
         <w:rPr>
           <w:color w:val="EE0000"/>
         </w:rPr>
         <w:t>earqDocumentoPrevisaoDesclassificacao</w:t>
       </w:r>
+      <w:proofErr w:type="spellEnd"/>
       <w:r>
         <w:rPr>
           <w:color w:val="EE0000"/>
         </w:rPr>
-        <w:t xml:space="preserve"> : Detalhar o porquê de não existir essa metadado no padrão e existir no e-arq. Discutimos que a existência deste metadado é para uma possível estratégia de implementação, podendo ele ser calculado a partir do evento de classificação de sigilo (</w:t>
+        <w:t xml:space="preserve"> :</w:t>
+      </w:r>
+      <w:proofErr w:type="gramEnd"/>
+      <w:r>
+        <w:rPr>
+          <w:color w:val="EE0000"/>
+        </w:rPr>
+        <w:t xml:space="preserve"> Detalhar o porquê de não existir essa metadado no padrão e existir no e-arq. Discutimos que a existência deste metadado é para uma possível estratégia de implementação, podendo ele ser calculado a partir do evento de classificação de sigilo (</w:t>
       </w:r>
       <w:r>
         <w:rPr>
@@ -10340,17 +11985,43 @@
           <w:u w:val="single"/>
         </w:rPr>
       </w:pPr>
+      <w:proofErr w:type="spellStart"/>
       <w:r>
         <w:t>earqDocumentoDestinacao</w:t>
       </w:r>
+      <w:proofErr w:type="spellEnd"/>
       <w:r>
         <w:t xml:space="preserve">: </w:t>
       </w:r>
       <w:r>
-        <w:t xml:space="preserve">Não é obrigatório no padrão, apesar de ser no e-arq brasil, para o caso do uso do padrão ser tramite externo, neste caso o </w:t>
-      </w:r>
-      <w:r>
-        <w:t>a destinação final será dado na destinatário do tramite, órgão acumulador final do documento.</w:t>
+        <w:t>Não é obrigatório no padrão, apesar de ser no e-</w:t>
+      </w:r>
+      <w:proofErr w:type="spellStart"/>
+      <w:r>
+        <w:t>arq</w:t>
+      </w:r>
+      <w:proofErr w:type="spellEnd"/>
+      <w:r>
+        <w:t xml:space="preserve"> brasil, para o caso </w:t>
+      </w:r>
+      <w:proofErr w:type="gramStart"/>
+      <w:r>
+        <w:t>do</w:t>
+      </w:r>
+      <w:proofErr w:type="gramEnd"/>
+      <w:r>
+        <w:t xml:space="preserve"> uso do padrão ser tramite externo, neste caso o </w:t>
+      </w:r>
+      <w:r>
+        <w:t xml:space="preserve">a destinação final será dado </w:t>
+      </w:r>
+      <w:proofErr w:type="gramStart"/>
+      <w:r>
+        <w:t>na destinatário</w:t>
+      </w:r>
+      <w:proofErr w:type="gramEnd"/>
+      <w:r>
+        <w:t xml:space="preserve"> do tramite, órgão acumulador final do documento.</w:t>
       </w:r>
     </w:p>
     <w:p>
@@ -10359,21 +12030,25 @@
           <w:u w:val="single"/>
         </w:rPr>
       </w:pPr>
+      <w:proofErr w:type="spellStart"/>
       <w:r>
         <w:rPr>
           <w:u w:val="single"/>
         </w:rPr>
         <w:t>earqDocumentoPrazoDeGuarda</w:t>
       </w:r>
+      <w:proofErr w:type="spellEnd"/>
       <w:r>
         <w:rPr>
           <w:u w:val="single"/>
         </w:rPr>
         <w:t xml:space="preserve">: mesmo caso do </w:t>
       </w:r>
+      <w:proofErr w:type="spellStart"/>
       <w:r>
         <w:t>earqDocumentoDestinacao</w:t>
       </w:r>
+      <w:proofErr w:type="spellEnd"/>
     </w:p>
     <w:p>
       <w:pPr>
@@ -10385,7 +12060,21 @@
         <w:rPr>
           <w:u w:val="single"/>
         </w:rPr>
-        <w:t>"earqDocumentoSetorExecucao"</w:t>
+        <w:t>"</w:t>
+      </w:r>
+      <w:proofErr w:type="spellStart"/>
+      <w:r>
+        <w:rPr>
+          <w:u w:val="single"/>
+        </w:rPr>
+        <w:t>earqDocumentoSetorExecucao</w:t>
+      </w:r>
+      <w:proofErr w:type="spellEnd"/>
+      <w:r>
+        <w:rPr>
+          <w:u w:val="single"/>
+        </w:rPr>
+        <w:t>"</w:t>
       </w:r>
       <w:r>
         <w:rPr>
@@ -10394,7 +12083,23 @@
         <w:t xml:space="preserve">: </w:t>
       </w:r>
       <w:r>
-        <w:t>Não é obrigatório no padrão, apesar de ser no e-arq brasil, para o caso do uso do padrão ser tramite externo, neste caso o órgão receptor do tramite é quem define o setor de execução</w:t>
+        <w:t>Não é obrigatório no padrão, apesar de ser no e-</w:t>
+      </w:r>
+      <w:proofErr w:type="spellStart"/>
+      <w:r>
+        <w:t>arq</w:t>
+      </w:r>
+      <w:proofErr w:type="spellEnd"/>
+      <w:r>
+        <w:t xml:space="preserve"> brasil, para o caso </w:t>
+      </w:r>
+      <w:proofErr w:type="gramStart"/>
+      <w:r>
+        <w:t>do</w:t>
+      </w:r>
+      <w:proofErr w:type="gramEnd"/>
+      <w:r>
+        <w:t xml:space="preserve"> uso do padrão ser tramite externo, neste caso o órgão receptor do tramite é quem define o setor de execução</w:t>
       </w:r>
     </w:p>
     <w:p>
@@ -10406,9 +12111,11 @@
     </w:p>
     <w:p/>
     <w:p>
+      <w:proofErr w:type="spellStart"/>
       <w:r>
         <w:t>documento_schema</w:t>
       </w:r>
+      <w:proofErr w:type="spellEnd"/>
     </w:p>
     <w:p>
       <w:r>
@@ -10433,7 +12140,15 @@
       </w:pPr>
       <w:bookmarkStart w:id="23" w:name="_Toc219363609"/>
       <w:r>
-        <w:t>5.1 Documento com 1 componente e 2 eventos (exemplo conceitual)</w:t>
+        <w:t xml:space="preserve">5.1 Documento com 1 </w:t>
+      </w:r>
+      <w:proofErr w:type="spellStart"/>
+      <w:r>
+        <w:t>componente</w:t>
+      </w:r>
+      <w:proofErr w:type="spellEnd"/>
+      <w:r>
+        <w:t xml:space="preserve"> e 2 eventos (exemplo conceitual)</w:t>
       </w:r>
       <w:bookmarkEnd w:id="23"/>
     </w:p>
@@ -10524,7 +12239,15 @@
     <w:p>
       <w:r>
         <w:lastRenderedPageBreak/>
-        <w:t>Como os schemas ainda estão em desenvolvimento e com inconsistências de nomenclatura, recomendo usar este exemplo como “guia de preenchimento” e só depois ajustar para validação estrita quando os nomes/cases forem estabilizados.</w:t>
+        <w:t xml:space="preserve">Como os </w:t>
+      </w:r>
+      <w:proofErr w:type="spellStart"/>
+      <w:r>
+        <w:t>schemas</w:t>
+      </w:r>
+      <w:proofErr w:type="spellEnd"/>
+      <w:r>
+        <w:t xml:space="preserve"> ainda estão em desenvolvimento e com inconsistências de nomenclatura, recomendo usar este exemplo como “guia de preenchimento” e só depois ajustar para validação estrita quando os nomes/cases forem estabilizados.</w:t>
       </w:r>
     </w:p>
     <w:p>
@@ -10556,10 +12279,34 @@
           <w:b/>
           <w:bCs/>
         </w:rPr>
-        <w:t>Resolver $ref localmente</w:t>
-      </w:r>
-      <w:r>
-        <w:t xml:space="preserve"> (todos os schemas no mesmo diretório).</w:t>
+        <w:t>Resolver $</w:t>
+      </w:r>
+      <w:proofErr w:type="spellStart"/>
+      <w:r>
+        <w:rPr>
+          <w:b/>
+          <w:bCs/>
+        </w:rPr>
+        <w:t>ref</w:t>
+      </w:r>
+      <w:proofErr w:type="spellEnd"/>
+      <w:r>
+        <w:rPr>
+          <w:b/>
+          <w:bCs/>
+        </w:rPr>
+        <w:t xml:space="preserve"> localmente</w:t>
+      </w:r>
+      <w:r>
+        <w:t xml:space="preserve"> (todos os </w:t>
+      </w:r>
+      <w:proofErr w:type="spellStart"/>
+      <w:r>
+        <w:t>schemas</w:t>
+      </w:r>
+      <w:proofErr w:type="spellEnd"/>
+      <w:r>
+        <w:t xml:space="preserve"> no mesmo diretório).</w:t>
       </w:r>
     </w:p>
     <w:p>
@@ -10577,7 +12324,15 @@
         <w:t>Padronizar nomes</w:t>
       </w:r>
       <w:r>
-        <w:t xml:space="preserve"> (required </w:t>
+        <w:t xml:space="preserve"> (</w:t>
+      </w:r>
+      <w:proofErr w:type="spellStart"/>
+      <w:r>
+        <w:t>required</w:t>
+      </w:r>
+      <w:proofErr w:type="spellEnd"/>
+      <w:r>
+        <w:t xml:space="preserve"> </w:t>
       </w:r>
       <w:r>
         <w:rPr>
@@ -10586,7 +12341,23 @@
         <w:t>⇄</w:t>
       </w:r>
       <w:r>
-        <w:t xml:space="preserve"> properties) antes de exigir validação “hard fail”.</w:t>
+        <w:t xml:space="preserve"> </w:t>
+      </w:r>
+      <w:proofErr w:type="spellStart"/>
+      <w:r>
+        <w:t>properties</w:t>
+      </w:r>
+      <w:proofErr w:type="spellEnd"/>
+      <w:r>
+        <w:t xml:space="preserve">) antes de exigir validação “hard </w:t>
+      </w:r>
+      <w:proofErr w:type="spellStart"/>
+      <w:r>
+        <w:t>fail</w:t>
+      </w:r>
+      <w:proofErr w:type="spellEnd"/>
+      <w:r>
+        <w:t>”.</w:t>
       </w:r>
     </w:p>
     <w:p>
@@ -10607,8 +12378,37 @@
           <w:numId w:val="9"/>
         </w:numPr>
       </w:pPr>
-      <w:r>
-        <w:t>Dependencia.tipo, Relacionamento.relacaoTipo, Inibidor.tipo, Software.tipo.</w:t>
+      <w:proofErr w:type="spellStart"/>
+      <w:r>
+        <w:t>Dependencia.tipo</w:t>
+      </w:r>
+      <w:proofErr w:type="spellEnd"/>
+      <w:r>
+        <w:t xml:space="preserve">, </w:t>
+      </w:r>
+      <w:proofErr w:type="spellStart"/>
+      <w:r>
+        <w:t>Relacionamento.relacaoTipo</w:t>
+      </w:r>
+      <w:proofErr w:type="spellEnd"/>
+      <w:r>
+        <w:t xml:space="preserve">, </w:t>
+      </w:r>
+      <w:proofErr w:type="spellStart"/>
+      <w:r>
+        <w:t>Inibidor.tipo</w:t>
+      </w:r>
+      <w:proofErr w:type="spellEnd"/>
+      <w:r>
+        <w:t xml:space="preserve">, </w:t>
+      </w:r>
+      <w:proofErr w:type="spellStart"/>
+      <w:r>
+        <w:t>Software.tipo</w:t>
+      </w:r>
+      <w:proofErr w:type="spellEnd"/>
+      <w:r>
+        <w:t>.</w:t>
       </w:r>
     </w:p>
     <w:p>
@@ -10629,14 +12429,21 @@
           <w:numId w:val="9"/>
         </w:numPr>
       </w:pPr>
-      <w:r>
-        <w:t xml:space="preserve">earqComponenteNivelComposicao (o que significa 0/1). </w:t>
+      <w:proofErr w:type="spellStart"/>
+      <w:r>
+        <w:t>earqComponenteNivelComposicao</w:t>
+      </w:r>
+      <w:proofErr w:type="spellEnd"/>
+      <w:r>
+        <w:t xml:space="preserve"> (o que significa 0/1). </w:t>
       </w:r>
     </w:p>
     <w:p>
+      <w:proofErr w:type="spellStart"/>
       <w:r>
         <w:t>componente_schema</w:t>
       </w:r>
+      <w:proofErr w:type="spellEnd"/>
     </w:p>
     <w:p>
       <w:pPr>
@@ -10646,7 +12453,15 @@
         </w:numPr>
       </w:pPr>
       <w:r>
-        <w:t>Ajustar regra condicional do Evento para checar agentType == "software" (ou definir tipo no Agente e padronizar).</w:t>
+        <w:t xml:space="preserve">Ajustar regra condicional do Evento para checar </w:t>
+      </w:r>
+      <w:proofErr w:type="spellStart"/>
+      <w:r>
+        <w:t>agentType</w:t>
+      </w:r>
+      <w:proofErr w:type="spellEnd"/>
+      <w:r>
+        <w:t xml:space="preserve"> == "software" (ou definir tipo no Agente e padronizar).</w:t>
       </w:r>
     </w:p>
     <w:p/>
